--- a/Bachelor_proj_report.docx
+++ b/Bachelor_proj_report.docx
@@ -4,13 +4,16 @@
   <w:body>
     <w:p>
       <w:pPr>
-        <w:pStyle w:val="Title"/>
+        <w:spacing w:before="720" w:after="480"/>
         <w:jc w:val="center"/>
         <w:bidi w:val="1"/>
       </w:pPr>
       <w:r>
         <w:rPr>
           <w:rFonts w:ascii="Vazirmatn" w:hAnsi="Vazirmatn"/>
+          <w:b/>
+          <w:color w:val="0F172A"/>
+          <w:sz w:val="44"/>
           <w:rtl w:val="1"/>
           <w:rFonts w:ascii="Vazirmatn" w:hAnsi="Vazirmatn" w:cs="Vazirmatn" w:eastAsia="Vazirmatn"/>
         </w:rPr>
@@ -19,7 +22,6 @@
     </w:p>
     <w:p>
       <w:r>
-        <w:br/>
         <w:br/>
         <w:br/>
       </w:r>
@@ -33,11 +35,12 @@
         <w:rPr>
           <w:rFonts w:ascii="Vazirmatn" w:hAnsi="Vazirmatn"/>
           <w:b/>
+          <w:color w:val="334155"/>
           <w:sz w:val="32"/>
           <w:rtl w:val="1"/>
           <w:rFonts w:ascii="Vazirmatn" w:hAnsi="Vazirmatn" w:cs="Vazirmatn" w:eastAsia="Vazirmatn"/>
         </w:rPr>
-        <w:t xml:space="preserve">پروژه کارشناسی </w:t>
+        <w:t>درس هوش مصنوعی - استاد تاج بخش</w:t>
       </w:r>
     </w:p>
     <w:p>
@@ -49,22 +52,7 @@
         <w:rPr>
           <w:rFonts w:ascii="Vazirmatn" w:hAnsi="Vazirmatn"/>
           <w:b/>
-          <w:sz w:val="32"/>
-          <w:rtl w:val="1"/>
-          <w:rFonts w:ascii="Vazirmatn" w:hAnsi="Vazirmatn" w:cs="Vazirmatn" w:eastAsia="Vazirmatn"/>
-        </w:rPr>
-        <w:t xml:space="preserve"> استاد تاج بخش</w:t>
-      </w:r>
-    </w:p>
-    <w:p>
-      <w:pPr>
-        <w:jc w:val="center"/>
-        <w:bidi w:val="1"/>
-      </w:pPr>
-      <w:r>
-        <w:rPr>
-          <w:rFonts w:ascii="Vazirmatn" w:hAnsi="Vazirmatn"/>
-          <w:b/>
+          <w:color w:val="334155"/>
           <w:sz w:val="28"/>
           <w:rtl w:val="1"/>
           <w:rFonts w:ascii="Vazirmatn" w:hAnsi="Vazirmatn" w:cs="Vazirmatn" w:eastAsia="Vazirmatn"/>
@@ -80,11 +68,12 @@
       <w:r>
         <w:rPr>
           <w:rFonts w:ascii="Vazirmatn" w:hAnsi="Vazirmatn"/>
-          <w:sz w:val="28"/>
+          <w:color w:val="64748B"/>
+          <w:sz w:val="26"/>
           <w:rtl w:val="1"/>
           <w:rFonts w:ascii="Vazirmatn" w:hAnsi="Vazirmatn" w:cs="Vazirmatn" w:eastAsia="Vazirmatn"/>
         </w:rPr>
-        <w:t xml:space="preserve"> تابستان ۱۴۰۵</w:t>
+        <w:t>تابستان ۱۴۰۵</w:t>
       </w:r>
     </w:p>
     <w:p>
@@ -95,26 +84,37 @@
     <w:p>
       <w:pPr>
         <w:pStyle w:val="Heading1"/>
+        <w:spacing w:before="360" w:after="160"/>
+        <w:jc w:val="right"/>
+        <w:bidi w:val="1"/>
+        <w:outlineLvl w:val="0"/>
+        <w:keepNext/>
+      </w:pPr>
+      <w:r>
+        <w:rPr>
+          <w:rFonts w:ascii="Vazirmatn" w:hAnsi="Vazirmatn"/>
+          <w:b/>
+          <w:color w:val="E91E63"/>
+          <w:sz w:val="36"/>
+          <w:rtl w:val="1"/>
+          <w:rFonts w:ascii="Vazirmatn" w:hAnsi="Vazirmatn" w:cs="Vazirmatn" w:eastAsia="Vazirmatn"/>
+          <w:color w:val="E91E63"/>
+        </w:rPr>
+        <w:t>فهرست مطالب</w:t>
+      </w:r>
+    </w:p>
+    <w:p>
+      <w:pPr>
+        <w:spacing w:after="80" w:line="276" w:lineRule="auto"/>
         <w:jc w:val="right"/>
         <w:bidi w:val="1"/>
       </w:pPr>
       <w:r>
         <w:rPr>
           <w:rFonts w:ascii="Vazirmatn" w:hAnsi="Vazirmatn"/>
-          <w:rtl w:val="1"/>
-          <w:rFonts w:ascii="Vazirmatn" w:hAnsi="Vazirmatn" w:cs="Vazirmatn" w:eastAsia="Vazirmatn"/>
-        </w:rPr>
-        <w:t>فهرست مطالب</w:t>
-      </w:r>
-    </w:p>
-    <w:p>
-      <w:pPr>
-        <w:jc w:val="right"/>
-        <w:bidi w:val="1"/>
-      </w:pPr>
-      <w:r>
-        <w:rPr>
-          <w:rFonts w:ascii="Vazirmatn" w:hAnsi="Vazirmatn"/>
+          <w:b/>
+          <w:color w:val="E91E63"/>
+          <w:sz w:val="23"/>
           <w:rtl w:val="1"/>
           <w:rFonts w:ascii="Vazirmatn" w:hAnsi="Vazirmatn" w:cs="Vazirmatn" w:eastAsia="Vazirmatn"/>
         </w:rPr>
@@ -123,12 +123,16 @@
     </w:p>
     <w:p>
       <w:pPr>
+        <w:spacing w:after="80" w:line="276" w:lineRule="auto"/>
         <w:jc w:val="right"/>
         <w:bidi w:val="1"/>
       </w:pPr>
       <w:r>
         <w:rPr>
           <w:rFonts w:ascii="Vazirmatn" w:hAnsi="Vazirmatn"/>
+          <w:b/>
+          <w:color w:val="E91E63"/>
+          <w:sz w:val="23"/>
           <w:rtl w:val="1"/>
           <w:rFonts w:ascii="Vazirmatn" w:hAnsi="Vazirmatn" w:cs="Vazirmatn" w:eastAsia="Vazirmatn"/>
         </w:rPr>
@@ -137,12 +141,16 @@
     </w:p>
     <w:p>
       <w:pPr>
+        <w:spacing w:after="80" w:line="276" w:lineRule="auto"/>
         <w:jc w:val="right"/>
         <w:bidi w:val="1"/>
       </w:pPr>
       <w:r>
         <w:rPr>
           <w:rFonts w:ascii="Vazirmatn" w:hAnsi="Vazirmatn"/>
+          <w:b/>
+          <w:color w:val="E91E63"/>
+          <w:sz w:val="23"/>
           <w:rtl w:val="1"/>
           <w:rFonts w:ascii="Vazirmatn" w:hAnsi="Vazirmatn" w:cs="Vazirmatn" w:eastAsia="Vazirmatn"/>
         </w:rPr>
@@ -153,120 +161,165 @@
       <w:pPr>
         <w:jc w:val="right"/>
         <w:bidi w:val="1"/>
+        <w:spacing w:after="80" w:line="276" w:lineRule="auto"/>
+        <w:ind w:right="360"/>
       </w:pPr>
       <w:r>
         <w:rPr>
           <w:rFonts w:ascii="Vazirmatn" w:hAnsi="Vazirmatn"/>
+          <w:b/>
+          <w:color w:val="C2185B"/>
+          <w:sz w:val="21"/>
           <w:rtl w:val="1"/>
           <w:rFonts w:ascii="Vazirmatn" w:hAnsi="Vazirmatn" w:cs="Vazirmatn" w:eastAsia="Vazirmatn"/>
         </w:rPr>
-        <w:t xml:space="preserve">   ۳.۱. ایجنت‌های هوشمند (Agno Agents)</w:t>
+        <w:t>۳.۱. ایجنت‌های هوشمند (Agno Agents)</w:t>
       </w:r>
     </w:p>
     <w:p>
       <w:pPr>
         <w:jc w:val="right"/>
         <w:bidi w:val="1"/>
+        <w:spacing w:after="80" w:line="276" w:lineRule="auto"/>
+        <w:ind w:right="360"/>
       </w:pPr>
       <w:r>
         <w:rPr>
           <w:rFonts w:ascii="Vazirmatn" w:hAnsi="Vazirmatn"/>
+          <w:b/>
+          <w:color w:val="C2185B"/>
+          <w:sz w:val="21"/>
           <w:rtl w:val="1"/>
           <w:rFonts w:ascii="Vazirmatn" w:hAnsi="Vazirmatn" w:cs="Vazirmatn" w:eastAsia="Vazirmatn"/>
         </w:rPr>
-        <w:t xml:space="preserve">   ۳.۲. ابزارهای تحلیلی (ToolKits)</w:t>
+        <w:t>۳.۲. ابزارهای تحلیلی (ToolKits)</w:t>
       </w:r>
     </w:p>
     <w:p>
       <w:pPr>
         <w:jc w:val="right"/>
         <w:bidi w:val="1"/>
+        <w:spacing w:after="80" w:line="276" w:lineRule="auto"/>
+        <w:ind w:right="360"/>
       </w:pPr>
       <w:r>
         <w:rPr>
           <w:rFonts w:ascii="Vazirmatn" w:hAnsi="Vazirmatn"/>
+          <w:b/>
+          <w:color w:val="C2185B"/>
+          <w:sz w:val="21"/>
           <w:rtl w:val="1"/>
           <w:rFonts w:ascii="Vazirmatn" w:hAnsi="Vazirmatn" w:cs="Vazirmatn" w:eastAsia="Vazirmatn"/>
         </w:rPr>
-        <w:t xml:space="preserve">   ۳.۳. هماهنگ‌کننده و مسیریابی (Orchestrator)</w:t>
+        <w:t>۳.۳. هماهنگ‌کننده و مسیریابی (Orchestrator)</w:t>
       </w:r>
     </w:p>
     <w:p>
       <w:pPr>
         <w:jc w:val="right"/>
         <w:bidi w:val="1"/>
+        <w:spacing w:after="80" w:line="276" w:lineRule="auto"/>
+        <w:ind w:right="360"/>
       </w:pPr>
       <w:r>
         <w:rPr>
           <w:rFonts w:ascii="Vazirmatn" w:hAnsi="Vazirmatn"/>
+          <w:b/>
+          <w:color w:val="C2185B"/>
+          <w:sz w:val="21"/>
           <w:rtl w:val="1"/>
           <w:rFonts w:ascii="Vazirmatn" w:hAnsi="Vazirmatn" w:cs="Vazirmatn" w:eastAsia="Vazirmatn"/>
         </w:rPr>
-        <w:t xml:space="preserve">   ۳.۴. پایگاه داده و ذخیره‌سازی داده‌ها (PostgreSQL &amp; Redis)</w:t>
+        <w:t>۳.۴. پایگاه داده و ذخیره‌سازی داده‌ها (PostgreSQL &amp; Redis)</w:t>
       </w:r>
     </w:p>
     <w:p>
       <w:pPr>
         <w:jc w:val="right"/>
         <w:bidi w:val="1"/>
-        <w:bidi w:val="1"/>
+        <w:spacing w:after="80" w:line="276" w:lineRule="auto"/>
+        <w:ind w:right="360"/>
       </w:pPr>
-      <w:r/>
       <w:r>
         <w:rPr>
           <w:rFonts w:ascii="Vazirmatn" w:hAnsi="Vazirmatn"/>
+          <w:b/>
+          <w:color w:val="C2185B"/>
+          <w:sz w:val="21"/>
           <w:rtl w:val="1"/>
           <w:rFonts w:ascii="Vazirmatn" w:hAnsi="Vazirmatn" w:cs="Vazirmatn" w:eastAsia="Vazirmatn"/>
         </w:rPr>
-        <w:t>جهت مدیریت نشست‌های کاری (Conversations)، ذخیره‌سازی پیام‌ها، نگه‌داری متاداده‌های تحلیلی و ثبت بازخوردهای کاربران، بک‌اند سیستم از پایگاه داده رابطه‌ای PostgreSQL به همراه ORM قدرتمند جنگو استفاده می‌کند. مهم‌ترین مدل‌های ذخیره‌سازی طراحی‌شده عبارتند از:</w:t>
-        <w:br/>
-        <w:t>- Conversation: نگه‌داری شناسه یکتای نشست (UUID)، شناسه کاربر (user_id)، وضعیت آرشیو (is_archive) و زمان‌بندی ایجاد و به‌روزرسانی.</w:t>
-        <w:br/>
-        <w:t>- Message: مدل اصلی ذخیره‌سازی پیام‌ها شامل متن پرسش کاربر (question)، پاسخ تولیدشده توسط ایجنت (answer)، قیمت محاسباتی به دلار (price)، مدل هوش مصنوعی (model مانند gpt-4o, o3-mini)، وضعیت اجرای درخواست (status)، سطح استدلال (reasoning)، مدت زمان تولید پاسخ (answer_generation_duration) و فیلدهای ساختاریافته JSON (تحت عنوان analysis برای تحلیل تکنیکال و analysis_fundamental برای تحلیل آن‌چین و جریان پول هوشمند).</w:t>
-        <w:br/>
-        <w:t>- Feedback: ثبت بازخوردهای کیفی کاربران (لایک / دیس‌لایک) به همراه شناسه کاربر و کلید خارجی متصل به پیام جهت سنجش دقیق کیفیت ایجنت‌ها.</w:t>
-        <w:br/>
-        <w:t>- ProblemReport: سیستم ثبت و پیگیری گزارش خطاهای کاربران به همراه وضعیت بررسی (Open/Close) و پاسخ مدیر سیستم (close_admin_id).</w:t>
-        <w:br/>
-        <w:t>همچنین پایگاه داده کلید-مقدار Redis به عنوان Broker پیام‌رسان برای مدیریت وظایف پیش‌زمینه (Asynchronous Tasks) و لایه لایه‌بندی حافظه پنهان (Caching) استفاده گردیده است.</w:t>
+        <w:t>۳.۵. مکانیزم دریافت خودکار و زنده داده‌ها (Live Data Auto-Fetching)</w:t>
+      </w:r>
+    </w:p>
+    <w:p>
+      <w:pPr>
+        <w:spacing w:after="80" w:line="276" w:lineRule="auto"/>
+        <w:jc w:val="right"/>
+        <w:bidi w:val="1"/>
+      </w:pPr>
+      <w:r>
+        <w:rPr>
+          <w:rFonts w:ascii="Vazirmatn" w:hAnsi="Vazirmatn"/>
+          <w:b/>
+          <w:color w:val="E91E63"/>
+          <w:sz w:val="23"/>
+          <w:rtl w:val="1"/>
+          <w:rFonts w:ascii="Vazirmatn" w:hAnsi="Vazirmatn" w:cs="Vazirmatn" w:eastAsia="Vazirmatn"/>
+        </w:rPr>
+        <w:t>۴. معماری فرانت‌اند</w:t>
       </w:r>
     </w:p>
     <w:p>
       <w:pPr>
         <w:jc w:val="right"/>
         <w:bidi w:val="1"/>
+        <w:spacing w:after="80" w:line="276" w:lineRule="auto"/>
+        <w:ind w:right="360"/>
       </w:pPr>
       <w:r>
         <w:rPr>
           <w:rFonts w:ascii="Vazirmatn" w:hAnsi="Vazirmatn"/>
+          <w:b/>
+          <w:color w:val="C2185B"/>
+          <w:sz w:val="21"/>
           <w:rtl w:val="1"/>
           <w:rFonts w:ascii="Vazirmatn" w:hAnsi="Vazirmatn" w:cs="Vazirmatn" w:eastAsia="Vazirmatn"/>
         </w:rPr>
-        <w:t xml:space="preserve">   ۴.۱. پشته فناوری (Tech Stack)</w:t>
+        <w:t>۴.۱. پشته فناوری (Tech Stack)</w:t>
       </w:r>
     </w:p>
     <w:p>
       <w:pPr>
         <w:jc w:val="right"/>
         <w:bidi w:val="1"/>
+        <w:spacing w:after="80" w:line="276" w:lineRule="auto"/>
+        <w:ind w:right="360"/>
       </w:pPr>
       <w:r>
         <w:rPr>
           <w:rFonts w:ascii="Vazirmatn" w:hAnsi="Vazirmatn"/>
+          <w:b/>
+          <w:color w:val="C2185B"/>
+          <w:sz w:val="21"/>
           <w:rtl w:val="1"/>
           <w:rFonts w:ascii="Vazirmatn" w:hAnsi="Vazirmatn" w:cs="Vazirmatn" w:eastAsia="Vazirmatn"/>
         </w:rPr>
-        <w:t xml:space="preserve">   ۴.۲. کامپوننت‌های مهم و کلاس‌ها</w:t>
+        <w:t>۴.۲. کامپوننت‌های مهم و کلاس‌ها</w:t>
       </w:r>
     </w:p>
     <w:p>
       <w:pPr>
+        <w:spacing w:after="80" w:line="276" w:lineRule="auto"/>
         <w:jc w:val="right"/>
         <w:bidi w:val="1"/>
       </w:pPr>
       <w:r>
         <w:rPr>
           <w:rFonts w:ascii="Vazirmatn" w:hAnsi="Vazirmatn"/>
+          <w:b/>
+          <w:color w:val="E91E63"/>
+          <w:sz w:val="23"/>
           <w:rtl w:val="1"/>
           <w:rFonts w:ascii="Vazirmatn" w:hAnsi="Vazirmatn" w:cs="Vazirmatn" w:eastAsia="Vazirmatn"/>
         </w:rPr>
@@ -277,52 +330,71 @@
       <w:pPr>
         <w:jc w:val="right"/>
         <w:bidi w:val="1"/>
+        <w:spacing w:after="80" w:line="276" w:lineRule="auto"/>
+        <w:ind w:right="360"/>
       </w:pPr>
       <w:r>
         <w:rPr>
           <w:rFonts w:ascii="Vazirmatn" w:hAnsi="Vazirmatn"/>
+          <w:b/>
+          <w:color w:val="C2185B"/>
+          <w:sz w:val="21"/>
           <w:rtl w:val="1"/>
           <w:rFonts w:ascii="Vazirmatn" w:hAnsi="Vazirmatn" w:cs="Vazirmatn" w:eastAsia="Vazirmatn"/>
         </w:rPr>
-        <w:t xml:space="preserve">   ۵.۱. تست‌های واحد و یکپارچه‌سازی بک‌اند (Pytest Suite)</w:t>
+        <w:t>۵.۱. تست‌های واحد و یکپارچه‌سازی بک‌اند (Pytest Suite)</w:t>
       </w:r>
     </w:p>
     <w:p>
       <w:pPr>
         <w:jc w:val="right"/>
         <w:bidi w:val="1"/>
+        <w:spacing w:after="80" w:line="276" w:lineRule="auto"/>
+        <w:ind w:right="360"/>
       </w:pPr>
       <w:r>
         <w:rPr>
           <w:rFonts w:ascii="Vazirmatn" w:hAnsi="Vazirmatn"/>
+          <w:b/>
+          <w:color w:val="C2185B"/>
+          <w:sz w:val="21"/>
           <w:rtl w:val="1"/>
           <w:rFonts w:ascii="Vazirmatn" w:hAnsi="Vazirmatn" w:cs="Vazirmatn" w:eastAsia="Vazirmatn"/>
         </w:rPr>
-        <w:t xml:space="preserve">   ۵.۲. تست محاسبات تریدینگ و لوریج</w:t>
+        <w:t>۵.۲. تست محاسبات تریدینگ و لوریج</w:t>
       </w:r>
     </w:p>
     <w:p>
       <w:pPr>
         <w:jc w:val="right"/>
         <w:bidi w:val="1"/>
+        <w:spacing w:after="80" w:line="276" w:lineRule="auto"/>
+        <w:ind w:right="360"/>
       </w:pPr>
       <w:r>
         <w:rPr>
           <w:rFonts w:ascii="Vazirmatn" w:hAnsi="Vazirmatn"/>
+          <w:b/>
+          <w:color w:val="C2185B"/>
+          <w:sz w:val="21"/>
           <w:rtl w:val="1"/>
           <w:rFonts w:ascii="Vazirmatn" w:hAnsi="Vazirmatn" w:cs="Vazirmatn" w:eastAsia="Vazirmatn"/>
         </w:rPr>
-        <w:t xml:space="preserve">   ۵.۳. تست آداپتور فرانت‌اند و API</w:t>
+        <w:t>۵.۳. تست آداپتور فرانت‌اند و API</w:t>
       </w:r>
     </w:p>
     <w:p>
       <w:pPr>
+        <w:spacing w:after="80" w:line="276" w:lineRule="auto"/>
         <w:jc w:val="right"/>
         <w:bidi w:val="1"/>
       </w:pPr>
       <w:r>
         <w:rPr>
           <w:rFonts w:ascii="Vazirmatn" w:hAnsi="Vazirmatn"/>
+          <w:b/>
+          <w:color w:val="E91E63"/>
+          <w:sz w:val="23"/>
           <w:rtl w:val="1"/>
           <w:rFonts w:ascii="Vazirmatn" w:hAnsi="Vazirmatn" w:cs="Vazirmatn" w:eastAsia="Vazirmatn"/>
         </w:rPr>
@@ -337,61 +409,79 @@
     <w:p>
       <w:pPr>
         <w:pStyle w:val="Heading1"/>
+        <w:spacing w:before="360" w:after="160"/>
+        <w:jc w:val="right"/>
+        <w:bidi w:val="1"/>
+        <w:outlineLvl w:val="0"/>
+        <w:keepNext/>
+      </w:pPr>
+      <w:r>
+        <w:rPr>
+          <w:rFonts w:ascii="Vazirmatn" w:hAnsi="Vazirmatn"/>
+          <w:b/>
+          <w:color w:val="E91E63"/>
+          <w:sz w:val="36"/>
+          <w:rtl w:val="1"/>
+          <w:rFonts w:ascii="Vazirmatn" w:hAnsi="Vazirmatn" w:cs="Vazirmatn" w:eastAsia="Vazirmatn"/>
+          <w:color w:val="E91E63"/>
+        </w:rPr>
+        <w:t>۱. چکیده</w:t>
+      </w:r>
+    </w:p>
+    <w:p>
+      <w:pPr>
+        <w:spacing w:line="300" w:lineRule="auto" w:after="160"/>
         <w:jc w:val="right"/>
         <w:bidi w:val="1"/>
       </w:pPr>
       <w:r>
         <w:rPr>
           <w:rFonts w:ascii="Vazirmatn" w:hAnsi="Vazirmatn"/>
+          <w:color w:val="212529"/>
+          <w:sz w:val="22"/>
           <w:rtl w:val="1"/>
           <w:rFonts w:ascii="Vazirmatn" w:hAnsi="Vazirmatn" w:cs="Vazirmatn" w:eastAsia="Vazirmatn"/>
+          <w:color w:val="212529"/>
         </w:rPr>
-        <w:t>۱. چکیده</w:t>
-      </w:r>
-    </w:p>
-    <w:p>
-      <w:pPr>
-        <w:jc w:val="right"/>
-        <w:bidi w:val="1"/>
-        <w:bidi w:val="1"/>
-      </w:pPr>
-      <w:r/>
-      <w:r>
-        <w:rPr>
-          <w:rFonts w:ascii="Vazirmatn" w:hAnsi="Vazirmatn"/>
-          <w:rtl w:val="1"/>
-          <w:rFonts w:ascii="Vazirmatn" w:hAnsi="Vazirmatn" w:cs="Vazirmatn" w:eastAsia="Vazirmatn"/>
-        </w:rPr>
-        <w:t>این گزارش به بررسی معماری، طراحی و پیاده‌سازی پروژه دستیار هوشمند بازار کریپتو (دستیار هوش مصنوعی تریدینگ بر اساس مدل‌های زبانی) می‌پردازد. این پروژه پیش‌تر برای پلتفرم parsiancrpto.com طراحی و توسعه داده شده بود و تمرکز اصلی آن بر روی ایجاد یک معماری مبتنی بر ایجنت (Agentic Architecture) با بهره‌گیری از فریم‌ورک Agno و پایگاه داده PostgreSQL و Redis است تا بتواند به صورت هوشمندانه و پایدار به سوالات عمومی، تحلیل‌های تکنیکال و داده‌های درون زنجیره‌ای (On-Chain) پاسخ دهد. همچنین در بخش فرانت‌اند، از فریم‌ورک Astro برای پیاده‌سازی یک رابط کاربری مدرن، تاریک و راست‌چین استفاده شده است.</w:t>
+        <w:t>این گزارش به بررسی معماری، طراحی و پیاده‌سازی پروژه دستیار هوشمند بازار کریپتو (دستیار هوش مصنوعی تریدینگ بر اساس مدل‌های زبانی) می‌پردازد. این پروژه پیش‌تر برای پلتفرم parsiancrpto.com طراحی و توسعه داده شده بود و تمرکز اصلی آن بر روی ایجاد یک معماری مبتنی بر ایجنت (Agentic Architecture) با بهره‌گیری از فریم‌ورک Agno، پایگاه داده PostgreSQL و Redis، و سیستم دریافت خودکار و زنده داده‌های بازار (Live Market &amp; On-Chain Auto-Fetching) است تا بتواند به صورت هوشمندانه، لحظه‌ای و پایدار به سوالات عمومی، تحلیل‌های تکنیکال و داده‌های درون زنجیره‌ای (On-Chain) پاسخ دهد. همچنین در بخش فرانت‌اند، از فریم‌ورک Astro برای پیاده‌سازی یک رابط کاربری مدرن، تاریک و راست‌چین استفاده شده است.</w:t>
       </w:r>
     </w:p>
     <w:p>
       <w:pPr>
         <w:pStyle w:val="Heading1"/>
+        <w:spacing w:before="360" w:after="160"/>
+        <w:jc w:val="right"/>
+        <w:bidi w:val="1"/>
+        <w:outlineLvl w:val="0"/>
+        <w:keepNext/>
+      </w:pPr>
+      <w:r>
+        <w:rPr>
+          <w:rFonts w:ascii="Vazirmatn" w:hAnsi="Vazirmatn"/>
+          <w:b/>
+          <w:color w:val="E91E63"/>
+          <w:sz w:val="36"/>
+          <w:rtl w:val="1"/>
+          <w:rFonts w:ascii="Vazirmatn" w:hAnsi="Vazirmatn" w:cs="Vazirmatn" w:eastAsia="Vazirmatn"/>
+          <w:color w:val="E91E63"/>
+        </w:rPr>
+        <w:t>۲. معماری کلی سیستم</w:t>
+      </w:r>
+    </w:p>
+    <w:p>
+      <w:pPr>
+        <w:spacing w:line="300" w:lineRule="auto" w:after="160"/>
         <w:jc w:val="right"/>
         <w:bidi w:val="1"/>
       </w:pPr>
       <w:r>
         <w:rPr>
           <w:rFonts w:ascii="Vazirmatn" w:hAnsi="Vazirmatn"/>
+          <w:color w:val="212529"/>
+          <w:sz w:val="22"/>
           <w:rtl w:val="1"/>
           <w:rFonts w:ascii="Vazirmatn" w:hAnsi="Vazirmatn" w:cs="Vazirmatn" w:eastAsia="Vazirmatn"/>
-        </w:rPr>
-        <w:t>۲. معماری کلی سیستم</w:t>
-      </w:r>
-    </w:p>
-    <w:p>
-      <w:pPr>
-        <w:jc w:val="right"/>
-        <w:bidi w:val="1"/>
-        <w:bidi w:val="1"/>
-      </w:pPr>
-      <w:r/>
-      <w:r>
-        <w:rPr>
-          <w:rFonts w:ascii="Vazirmatn" w:hAnsi="Vazirmatn"/>
-          <w:rtl w:val="1"/>
-          <w:rFonts w:ascii="Vazirmatn" w:hAnsi="Vazirmatn" w:cs="Vazirmatn" w:eastAsia="Vazirmatn"/>
+          <w:color w:val="212529"/>
         </w:rPr>
         <w:t>سیستم از دو بخش اصلی تشکیل شده است: یک بک‌اند قدرتمند مبتنی بر پایتون، جنگو و فریم‌ورک Agno متصل به پایگاه داده PostgreSQL و Redis، و یک فرانت‌اند سریع و مدرن بر پایه Astro. این سیستم در ابتدا جهت ارائه خدمات تحلیلی هوشمند به کاربران سامانه parsiancrpto.com طراحی و آماده‌سازی گردید. ارتباط بین این دو بخش از طریق APIهای RESTful (به طور خاص مسیر /api/chat) صورت می‌گیرد. درخواست‌های کاربر دریافت شده، داده‌های متصل شده (در صورت وجود) پردازش شده و پس از ذخیره‌سازی و مدیریت در پایگاه داده، به ایجنت‌های مربوطه جهت تولید پاسخ تحویل داده می‌شوند.</w:t>
       </w:r>
@@ -399,181 +489,960 @@
     <w:p>
       <w:pPr>
         <w:pStyle w:val="Heading1"/>
+        <w:spacing w:before="360" w:after="160"/>
+        <w:jc w:val="right"/>
+        <w:bidi w:val="1"/>
+        <w:outlineLvl w:val="0"/>
+        <w:keepNext/>
+      </w:pPr>
+      <w:r>
+        <w:rPr>
+          <w:rFonts w:ascii="Vazirmatn" w:hAnsi="Vazirmatn"/>
+          <w:b/>
+          <w:color w:val="E91E63"/>
+          <w:sz w:val="36"/>
+          <w:rtl w:val="1"/>
+          <w:rFonts w:ascii="Vazirmatn" w:hAnsi="Vazirmatn" w:cs="Vazirmatn" w:eastAsia="Vazirmatn"/>
+          <w:color w:val="E91E63"/>
+        </w:rPr>
+        <w:t>۳. معماری بک‌اند و هوش مصنوعی (Agno Framework)</w:t>
+      </w:r>
+    </w:p>
+    <w:p>
+      <w:pPr>
+        <w:spacing w:line="300" w:lineRule="auto" w:after="160"/>
         <w:jc w:val="right"/>
         <w:bidi w:val="1"/>
       </w:pPr>
       <w:r>
         <w:rPr>
           <w:rFonts w:ascii="Vazirmatn" w:hAnsi="Vazirmatn"/>
+          <w:color w:val="212529"/>
+          <w:sz w:val="22"/>
           <w:rtl w:val="1"/>
           <w:rFonts w:ascii="Vazirmatn" w:hAnsi="Vazirmatn" w:cs="Vazirmatn" w:eastAsia="Vazirmatn"/>
+          <w:color w:val="212529"/>
         </w:rPr>
-        <w:t>۳. معماری بک‌اند و هوش مصنوعی (Agno Framework)</w:t>
+        <w:t>هسته هوش مصنوعی این پروژه به جای استفاده از روش‌های ساده و یکپارچه، از رویکرد ایجنت‌محور با بهره‌گیری از فریم‌ورک Agno نسخه 2.1.4 استفاده می‌کند. این روش باعث می‌شود تا وظایف پیچیده تحلیلی شکسته شده و به ایجنت‌های تخصصی واگذار شوند. ساختار کلی لایه‌های بک‌اند، ابزارهای اجرایی (ToolKits) و لایه مدل‌های زبانی در نمودار زیر نشان داده شده است:</w:t>
       </w:r>
     </w:p>
     <w:p>
       <w:pPr>
+        <w:spacing w:before="240" w:after="80"/>
+        <w:jc w:val="center"/>
+        <w:bidi w:val="1"/>
+      </w:pPr>
+      <w:r>
+        <w:drawing>
+          <wp:inline xmlns:a="http://schemas.openxmlformats.org/drawingml/2006/main" xmlns:pic="http://schemas.openxmlformats.org/drawingml/2006/picture">
+            <wp:extent cx="5669280" cy="4445694"/>
+            <wp:docPr id="1" name="Picture 1"/>
+            <wp:cNvGraphicFramePr>
+              <a:graphicFrameLocks noChangeAspect="1"/>
+            </wp:cNvGraphicFramePr>
+            <a:graphic>
+              <a:graphicData uri="http://schemas.openxmlformats.org/drawingml/2006/picture">
+                <pic:pic>
+                  <pic:nvPicPr>
+                    <pic:cNvPr id="0" name="backend_architecture_diagram.png"/>
+                    <pic:cNvPicPr/>
+                  </pic:nvPicPr>
+                  <pic:blipFill>
+                    <a:blip r:embed="rId9"/>
+                    <a:stretch>
+                      <a:fillRect/>
+                    </a:stretch>
+                  </pic:blipFill>
+                  <pic:spPr>
+                    <a:xfrm>
+                      <a:off x="0" y="0"/>
+                      <a:ext cx="5669280" cy="4445694"/>
+                    </a:xfrm>
+                    <a:prstGeom prst="rect"/>
+                  </pic:spPr>
+                </pic:pic>
+              </a:graphicData>
+            </a:graphic>
+          </wp:inline>
+        </w:drawing>
+      </w:r>
+    </w:p>
+    <w:p>
+      <w:pPr>
+        <w:spacing w:after="280"/>
+        <w:jc w:val="center"/>
+        <w:bidi w:val="1"/>
+      </w:pPr>
+      <w:r>
+        <w:rPr>
+          <w:rFonts w:ascii="Vazirmatn" w:hAnsi="Vazirmatn"/>
+          <w:b/>
+          <w:color w:val="64748B"/>
+          <w:sz w:val="19"/>
+          <w:rtl w:val="1"/>
+          <w:rFonts w:ascii="Vazirmatn" w:hAnsi="Vazirmatn" w:cs="Vazirmatn" w:eastAsia="Vazirmatn"/>
+        </w:rPr>
+        <w:t>شکل ۳-۱: نمودار معماری سلسله‌مراتبی لایه‌های بک‌اند، ایجنت‌های تخصصی Agno، ابزارها (ToolKits) و لایه محاسبه قیمت مدل‌های زبانی</w:t>
+      </w:r>
+    </w:p>
+    <w:p>
+      <w:pPr>
+        <w:pStyle w:val="Heading2"/>
+        <w:spacing w:before="280" w:after="120"/>
+        <w:jc w:val="right"/>
+        <w:bidi w:val="1"/>
+        <w:outlineLvl w:val="1"/>
+        <w:keepNext/>
+      </w:pPr>
+      <w:r>
+        <w:rPr>
+          <w:rFonts w:ascii="Vazirmatn" w:hAnsi="Vazirmatn"/>
+          <w:b/>
+          <w:color w:val="C2185B"/>
+          <w:sz w:val="30"/>
+          <w:rtl w:val="1"/>
+          <w:rFonts w:ascii="Vazirmatn" w:hAnsi="Vazirmatn" w:cs="Vazirmatn" w:eastAsia="Vazirmatn"/>
+          <w:color w:val="C2185B"/>
+        </w:rPr>
+        <w:t>۳.۱. ایجنت‌های هوشمند (Agno Agents)</w:t>
+      </w:r>
+    </w:p>
+    <w:p>
+      <w:pPr>
+        <w:spacing w:line="300" w:lineRule="auto" w:after="160"/>
         <w:jc w:val="right"/>
         <w:bidi w:val="1"/>
       </w:pPr>
       <w:r>
         <w:rPr>
           <w:rFonts w:ascii="Vazirmatn" w:hAnsi="Vazirmatn"/>
+          <w:color w:val="212529"/>
+          <w:sz w:val="22"/>
           <w:rtl w:val="1"/>
           <w:rFonts w:ascii="Vazirmatn" w:hAnsi="Vazirmatn" w:cs="Vazirmatn" w:eastAsia="Vazirmatn"/>
+          <w:color w:val="212529"/>
         </w:rPr>
-        <w:t>هسته هوش مصنوعی این پروژه به جای استفاده از روش‌های ساده و یکپارچه، از رویکرد ایجنت‌محور با بهره‌گیری از فریم‌ورک Agno نسخه 2.1.4 استفاده می‌کند. این روش باعث می‌شود تا وظایف پیچیده تحلیلی شکسته شده و به ایجنت‌های تخصصی واگذار شوند.</w:t>
+        <w:t>در این سیستم چندین ایجنت تخصصی برای انجام وظایف تحلیلی و پردازشی تعریف شده است:</w:t>
       </w:r>
     </w:p>
     <w:p>
       <w:pPr>
-        <w:pStyle w:val="Heading2"/>
+        <w:pStyle w:val="Heading3"/>
+        <w:spacing w:before="200" w:after="80"/>
+        <w:jc w:val="right"/>
+        <w:bidi w:val="1"/>
+        <w:outlineLvl w:val="2"/>
+        <w:keepNext/>
+      </w:pPr>
+      <w:r>
+        <w:rPr>
+          <w:rFonts w:ascii="Vazirmatn" w:hAnsi="Vazirmatn"/>
+          <w:b/>
+          <w:color w:val="6A1B9A"/>
+          <w:sz w:val="26"/>
+          <w:rtl w:val="1"/>
+          <w:rFonts w:ascii="Vazirmatn" w:hAnsi="Vazirmatn" w:cs="Vazirmatn" w:eastAsia="Vazirmatn"/>
+          <w:color w:val="6A1B9A"/>
+        </w:rPr>
+        <w:t>۳.۱.۱. ایجنت تحلیل تکنیکال (Technical Agent)</w:t>
+      </w:r>
+    </w:p>
+    <w:p>
+      <w:pPr>
+        <w:spacing w:line="300" w:lineRule="auto" w:after="160"/>
         <w:jc w:val="right"/>
         <w:bidi w:val="1"/>
       </w:pPr>
       <w:r>
         <w:rPr>
           <w:rFonts w:ascii="Vazirmatn" w:hAnsi="Vazirmatn"/>
+          <w:color w:val="212529"/>
+          <w:sz w:val="22"/>
           <w:rtl w:val="1"/>
           <w:rFonts w:ascii="Vazirmatn" w:hAnsi="Vazirmatn" w:cs="Vazirmatn" w:eastAsia="Vazirmatn"/>
+          <w:color w:val="212529"/>
         </w:rPr>
-        <w:t>۳.۱. ایجنت‌های هوشمند (Agno Agents)</w:t>
+        <w:t>متخصص تحلیل نمودارها، کندل‌های OHLCV و اندیکاتورهای فنی (مانند RSI, MACD, Aroon, CCI). این ایجنت با دریافت داده‌های سری زمانی، وضعیت بازار را تحلیل کرده و سیگنال‌های دقیق معاملاتی صادر می‌نماید.</w:t>
       </w:r>
     </w:p>
     <w:p>
       <w:pPr>
+        <w:pStyle w:val="Heading3"/>
+        <w:spacing w:before="200" w:after="80"/>
+        <w:jc w:val="right"/>
+        <w:bidi w:val="1"/>
+        <w:outlineLvl w:val="2"/>
+        <w:keepNext/>
+      </w:pPr>
+      <w:r>
+        <w:rPr>
+          <w:rFonts w:ascii="Vazirmatn" w:hAnsi="Vazirmatn"/>
+          <w:b/>
+          <w:color w:val="6A1B9A"/>
+          <w:sz w:val="26"/>
+          <w:rtl w:val="1"/>
+          <w:rFonts w:ascii="Vazirmatn" w:hAnsi="Vazirmatn" w:cs="Vazirmatn" w:eastAsia="Vazirmatn"/>
+          <w:color w:val="6A1B9A"/>
+        </w:rPr>
+        <w:t>۳.۱.۲. ایجنت بنیادی و آن‌چین (Fundamental Agent)</w:t>
+      </w:r>
+    </w:p>
+    <w:p>
+      <w:pPr>
+        <w:spacing w:line="300" w:lineRule="auto" w:after="160"/>
         <w:jc w:val="right"/>
         <w:bidi w:val="1"/>
       </w:pPr>
       <w:r>
         <w:rPr>
           <w:rFonts w:ascii="Vazirmatn" w:hAnsi="Vazirmatn"/>
+          <w:color w:val="212529"/>
+          <w:sz w:val="22"/>
           <w:rtl w:val="1"/>
           <w:rFonts w:ascii="Vazirmatn" w:hAnsi="Vazirmatn" w:cs="Vazirmatn" w:eastAsia="Vazirmatn"/>
+          <w:color w:val="212529"/>
         </w:rPr>
-        <w:t>در این سیستم چندین ایجنت تخصصی تعریف شده است:</w:t>
-        <w:br/>
-        <w:t>- Technical Agent: متخصص تحلیل نمودارها، کندل‌ها و اندیکاتورها (مانند RSI, MACD, Aroon). این ایجنت با دریافت داده‌های سری زمانی، وضعیت بازار را تحلیل کرده و سیگنال ارائه می‌دهد.</w:t>
-        <w:br/>
-        <w:t>- Fundamental Agent: متخصص بررسی داده‌های آن‌چین (On-Chain) مانند جریان پول هوشمند (Smart Money Flow) و رفتار ماینرها.</w:t>
-        <w:br/>
-        <w:t>- Code Agent: ایجنت برنامه‌نویس برای تولید اسکریپت‌های تحلیلی پایتون (مثلاً با Pandas) جهت محاسبه اندیکاتورها.</w:t>
-        <w:br/>
-        <w:t>- Reactive Agent Web: ایجنت عمومی با قابلیت جستجو در وب (از طریق DuckDuckGo) برای پاسخ به سوالات عمومی و اخبار کریپتو.</w:t>
+        <w:t>متخصص بررسی داده‌های درون زنجیره‌ای (On-Chain)، شاخص‌های جریان پول هوشمند (Smart Money Flow)، خالص جریان صرافی‌ها (Exchange Netflow) و تحلیل رفتار ماینرها.</w:t>
       </w:r>
     </w:p>
     <w:p>
       <w:pPr>
-        <w:pStyle w:val="Heading2"/>
+        <w:pStyle w:val="Heading3"/>
+        <w:spacing w:before="200" w:after="80"/>
+        <w:jc w:val="right"/>
+        <w:bidi w:val="1"/>
+        <w:outlineLvl w:val="2"/>
+        <w:keepNext/>
+      </w:pPr>
+      <w:r>
+        <w:rPr>
+          <w:rFonts w:ascii="Vazirmatn" w:hAnsi="Vazirmatn"/>
+          <w:b/>
+          <w:color w:val="6A1B9A"/>
+          <w:sz w:val="26"/>
+          <w:rtl w:val="1"/>
+          <w:rFonts w:ascii="Vazirmatn" w:hAnsi="Vazirmatn" w:cs="Vazirmatn" w:eastAsia="Vazirmatn"/>
+          <w:color w:val="6A1B9A"/>
+        </w:rPr>
+        <w:t>۳.۱.۳. ایجنت برنامه‌نویسی و کد (Code Agent)</w:t>
+      </w:r>
+    </w:p>
+    <w:p>
+      <w:pPr>
+        <w:spacing w:line="300" w:lineRule="auto" w:after="160"/>
         <w:jc w:val="right"/>
         <w:bidi w:val="1"/>
       </w:pPr>
       <w:r>
         <w:rPr>
           <w:rFonts w:ascii="Vazirmatn" w:hAnsi="Vazirmatn"/>
+          <w:color w:val="212529"/>
+          <w:sz w:val="22"/>
           <w:rtl w:val="1"/>
           <w:rFonts w:ascii="Vazirmatn" w:hAnsi="Vazirmatn" w:cs="Vazirmatn" w:eastAsia="Vazirmatn"/>
+          <w:color w:val="212529"/>
+        </w:rPr>
+        <w:t>ایجنت برنامه‌نویس جهت تولید اسکریپت‌های تحلیلی پایتون (با استفاده از کتابخانه Pandas) برای محاسبه فرمول‌های پیچیده اندیکاتورها و پردازش داده‌ها.</w:t>
+      </w:r>
+    </w:p>
+    <w:p>
+      <w:pPr>
+        <w:pStyle w:val="Heading3"/>
+        <w:spacing w:before="200" w:after="80"/>
+        <w:jc w:val="right"/>
+        <w:bidi w:val="1"/>
+        <w:outlineLvl w:val="2"/>
+        <w:keepNext/>
+      </w:pPr>
+      <w:r>
+        <w:rPr>
+          <w:rFonts w:ascii="Vazirmatn" w:hAnsi="Vazirmatn"/>
+          <w:b/>
+          <w:color w:val="6A1B9A"/>
+          <w:sz w:val="26"/>
+          <w:rtl w:val="1"/>
+          <w:rFonts w:ascii="Vazirmatn" w:hAnsi="Vazirmatn" w:cs="Vazirmatn" w:eastAsia="Vazirmatn"/>
+          <w:color w:val="6A1B9A"/>
+        </w:rPr>
+        <w:t>۳.۱.۴. ایجنت عمومی و وب (Reactive Agent)</w:t>
+      </w:r>
+    </w:p>
+    <w:p>
+      <w:pPr>
+        <w:spacing w:line="300" w:lineRule="auto" w:after="160"/>
+        <w:jc w:val="right"/>
+        <w:bidi w:val="1"/>
+      </w:pPr>
+      <w:r>
+        <w:rPr>
+          <w:rFonts w:ascii="Vazirmatn" w:hAnsi="Vazirmatn"/>
+          <w:color w:val="212529"/>
+          <w:sz w:val="22"/>
+          <w:rtl w:val="1"/>
+          <w:rFonts w:ascii="Vazirmatn" w:hAnsi="Vazirmatn" w:cs="Vazirmatn" w:eastAsia="Vazirmatn"/>
+          <w:color w:val="212529"/>
+        </w:rPr>
+        <w:t>ایجنت عمومی با قابلیت جستجوی مستقیم در وب (از طریق موتور جستجوی DuckDuckGo) برای پاسخ به سوالات عمومی، احوال‌پرسی‌ها و استخراج اخبار کریپتو.</w:t>
+      </w:r>
+    </w:p>
+    <w:p>
+      <w:pPr>
+        <w:pStyle w:val="Heading2"/>
+        <w:spacing w:before="280" w:after="120"/>
+        <w:jc w:val="right"/>
+        <w:bidi w:val="1"/>
+        <w:outlineLvl w:val="1"/>
+        <w:keepNext/>
+      </w:pPr>
+      <w:r>
+        <w:rPr>
+          <w:rFonts w:ascii="Vazirmatn" w:hAnsi="Vazirmatn"/>
+          <w:b/>
+          <w:color w:val="C2185B"/>
+          <w:sz w:val="30"/>
+          <w:rtl w:val="1"/>
+          <w:rFonts w:ascii="Vazirmatn" w:hAnsi="Vazirmatn" w:cs="Vazirmatn" w:eastAsia="Vazirmatn"/>
+          <w:color w:val="C2185B"/>
         </w:rPr>
         <w:t>۳.۲. ابزارهای تحلیلی (ToolKits)</w:t>
       </w:r>
     </w:p>
     <w:p>
       <w:pPr>
+        <w:spacing w:line="300" w:lineRule="auto" w:after="160"/>
         <w:jc w:val="right"/>
         <w:bidi w:val="1"/>
       </w:pPr>
       <w:r>
         <w:rPr>
           <w:rFonts w:ascii="Vazirmatn" w:hAnsi="Vazirmatn"/>
+          <w:color w:val="212529"/>
+          <w:sz w:val="22"/>
           <w:rtl w:val="1"/>
           <w:rFonts w:ascii="Vazirmatn" w:hAnsi="Vazirmatn" w:cs="Vazirmatn" w:eastAsia="Vazirmatn"/>
+          <w:color w:val="212529"/>
         </w:rPr>
-        <w:t>هر ایجنت برای انجام وظایف خود به مجموعه‌ای از ابزارها دسترسی دارد. این ابزارها در قالب ToolKit توسعه داده شده‌اند:</w:t>
-        <w:br/>
-        <w:t>- TAToolKit: شامل توابعی مانند get_chart_summary، get_recent_candles و get_indicator_data که داده‌های خام را برای ایجنت تکنیکال پردازش می‌کنند.</w:t>
-        <w:br/>
-        <w:t>- FundamentalToolKit: شامل توابعی مانند get_fundamental_summary و get_metric_data که برای تحلیل جریان‌های ورودی و خروجی صرافی‌ها و رفتار ماینرها استفاده می‌شوند.</w:t>
-        <w:br/>
-        <w:t>- WebTools: دسترسی به موتور جستجوی وب برای استخراج اطلاعات بلادرنگ.</w:t>
+        <w:t>هر ایجنت برای انجام وظایف خود به مجموعه‌ای از ابزارهای تخصصی (ToolKits) دسترسی دارد:</w:t>
       </w:r>
     </w:p>
     <w:p>
       <w:pPr>
-        <w:pStyle w:val="Heading2"/>
+        <w:pStyle w:val="Heading3"/>
+        <w:spacing w:before="200" w:after="80"/>
+        <w:jc w:val="right"/>
+        <w:bidi w:val="1"/>
+        <w:outlineLvl w:val="2"/>
+        <w:keepNext/>
+      </w:pPr>
+      <w:r>
+        <w:rPr>
+          <w:rFonts w:ascii="Vazirmatn" w:hAnsi="Vazirmatn"/>
+          <w:b/>
+          <w:color w:val="6A1B9A"/>
+          <w:sz w:val="26"/>
+          <w:rtl w:val="1"/>
+          <w:rFonts w:ascii="Vazirmatn" w:hAnsi="Vazirmatn" w:cs="Vazirmatn" w:eastAsia="Vazirmatn"/>
+          <w:color w:val="6A1B9A"/>
+        </w:rPr>
+        <w:t>۳.۲.۱. ابزار تحلیل تکنیکال (TAToolKit)</w:t>
+      </w:r>
+    </w:p>
+    <w:p>
+      <w:pPr>
+        <w:spacing w:line="300" w:lineRule="auto" w:after="160"/>
         <w:jc w:val="right"/>
         <w:bidi w:val="1"/>
       </w:pPr>
       <w:r>
         <w:rPr>
           <w:rFonts w:ascii="Vazirmatn" w:hAnsi="Vazirmatn"/>
+          <w:color w:val="212529"/>
+          <w:sz w:val="22"/>
           <w:rtl w:val="1"/>
           <w:rFonts w:ascii="Vazirmatn" w:hAnsi="Vazirmatn" w:cs="Vazirmatn" w:eastAsia="Vazirmatn"/>
+          <w:color w:val="212529"/>
+        </w:rPr>
+        <w:t>شامل توابعی نظیر get_chart_summary، get_recent_candles و get_indicator_data که داده‌های خام کندل‌ها و اندیکاتورها را جهت استفاده ایجنت تکنیکال پردازش می‌کنند.</w:t>
+      </w:r>
+    </w:p>
+    <w:p>
+      <w:pPr>
+        <w:pStyle w:val="Heading3"/>
+        <w:spacing w:before="200" w:after="80"/>
+        <w:jc w:val="right"/>
+        <w:bidi w:val="1"/>
+        <w:outlineLvl w:val="2"/>
+        <w:keepNext/>
+      </w:pPr>
+      <w:r>
+        <w:rPr>
+          <w:rFonts w:ascii="Vazirmatn" w:hAnsi="Vazirmatn"/>
+          <w:b/>
+          <w:color w:val="6A1B9A"/>
+          <w:sz w:val="26"/>
+          <w:rtl w:val="1"/>
+          <w:rFonts w:ascii="Vazirmatn" w:hAnsi="Vazirmatn" w:cs="Vazirmatn" w:eastAsia="Vazirmatn"/>
+          <w:color w:val="6A1B9A"/>
+        </w:rPr>
+        <w:t>۳.۲.۲. ابزار داده‌های بنیادی (FundamentalToolKit)</w:t>
+      </w:r>
+    </w:p>
+    <w:p>
+      <w:pPr>
+        <w:spacing w:line="300" w:lineRule="auto" w:after="160"/>
+        <w:jc w:val="right"/>
+        <w:bidi w:val="1"/>
+      </w:pPr>
+      <w:r>
+        <w:rPr>
+          <w:rFonts w:ascii="Vazirmatn" w:hAnsi="Vazirmatn"/>
+          <w:color w:val="212529"/>
+          <w:sz w:val="22"/>
+          <w:rtl w:val="1"/>
+          <w:rFonts w:ascii="Vazirmatn" w:hAnsi="Vazirmatn" w:cs="Vazirmatn" w:eastAsia="Vazirmatn"/>
+          <w:color w:val="212529"/>
+        </w:rPr>
+        <w:t>شامل توابعی مانند get_fundamental_summary و get_metric_data که جهت تحلیل جریان ورودی/خروجی صرافی‌ها و رفتار ماینرها به کار می‌روند.</w:t>
+      </w:r>
+    </w:p>
+    <w:p>
+      <w:pPr>
+        <w:pStyle w:val="Heading3"/>
+        <w:spacing w:before="200" w:after="80"/>
+        <w:jc w:val="right"/>
+        <w:bidi w:val="1"/>
+        <w:outlineLvl w:val="2"/>
+        <w:keepNext/>
+      </w:pPr>
+      <w:r>
+        <w:rPr>
+          <w:rFonts w:ascii="Vazirmatn" w:hAnsi="Vazirmatn"/>
+          <w:b/>
+          <w:color w:val="6A1B9A"/>
+          <w:sz w:val="26"/>
+          <w:rtl w:val="1"/>
+          <w:rFonts w:ascii="Vazirmatn" w:hAnsi="Vazirmatn" w:cs="Vazirmatn" w:eastAsia="Vazirmatn"/>
+          <w:color w:val="6A1B9A"/>
+        </w:rPr>
+        <w:t>۳.۲.۳. ابزارهای جستجوی وب (WebTools)</w:t>
+      </w:r>
+    </w:p>
+    <w:p>
+      <w:pPr>
+        <w:spacing w:line="300" w:lineRule="auto" w:after="160"/>
+        <w:jc w:val="right"/>
+        <w:bidi w:val="1"/>
+      </w:pPr>
+      <w:r>
+        <w:rPr>
+          <w:rFonts w:ascii="Vazirmatn" w:hAnsi="Vazirmatn"/>
+          <w:color w:val="212529"/>
+          <w:sz w:val="22"/>
+          <w:rtl w:val="1"/>
+          <w:rFonts w:ascii="Vazirmatn" w:hAnsi="Vazirmatn" w:cs="Vazirmatn" w:eastAsia="Vazirmatn"/>
+          <w:color w:val="212529"/>
+        </w:rPr>
+        <w:t>دسترس‌پذیری به موتور جستجوی وب جهت استخراج اطلاعات بلادرنگ و اخبار روز کریپتو.</w:t>
+      </w:r>
+    </w:p>
+    <w:p>
+      <w:pPr>
+        <w:pStyle w:val="Heading2"/>
+        <w:spacing w:before="280" w:after="120"/>
+        <w:jc w:val="right"/>
+        <w:bidi w:val="1"/>
+        <w:outlineLvl w:val="1"/>
+        <w:keepNext/>
+      </w:pPr>
+      <w:r>
+        <w:rPr>
+          <w:rFonts w:ascii="Vazirmatn" w:hAnsi="Vazirmatn"/>
+          <w:b/>
+          <w:color w:val="C2185B"/>
+          <w:sz w:val="30"/>
+          <w:rtl w:val="1"/>
+          <w:rFonts w:ascii="Vazirmatn" w:hAnsi="Vazirmatn" w:cs="Vazirmatn" w:eastAsia="Vazirmatn"/>
+          <w:color w:val="C2185B"/>
         </w:rPr>
         <w:t>۳.۳. هماهنگ‌کننده و مسیریابی (Orchestrator)</w:t>
       </w:r>
     </w:p>
     <w:p>
       <w:pPr>
+        <w:spacing w:line="300" w:lineRule="auto" w:after="160"/>
         <w:jc w:val="right"/>
         <w:bidi w:val="1"/>
       </w:pPr>
       <w:r>
         <w:rPr>
           <w:rFonts w:ascii="Vazirmatn" w:hAnsi="Vazirmatn"/>
+          <w:color w:val="212529"/>
+          <w:sz w:val="22"/>
           <w:rtl w:val="1"/>
           <w:rFonts w:ascii="Vazirmatn" w:hAnsi="Vazirmatn" w:cs="Vazirmatn" w:eastAsia="Vazirmatn"/>
+          <w:color w:val="212529"/>
         </w:rPr>
-        <w:t>کامپوننت orchestrator.py وظیفه مسیریابی (Routing) درخواست‌ها را بر عهده دارد. تابع run_agno_chat با بررسی payload ورودی (مثلاً وجود کلید analysis یا analysis_fundamental) درخواست کاربر را به ایجنت مناسب هدایت می‌کند. همچنین این بخش وظیفه محاسبه دقیق توکن‌های مصرفی و هزینه نهایی پردازش را با توجه به مدل انتخاب شده (مانند gpt-4o, gpt-4.5-preview, o1) انجام می‌دهد.</w:t>
+        <w:t>کامپوننت orchestrator.py وظیفه مسیریابی (Routing) هوشمند درخواست‌ها را بر عهده دارد. تابع run_agno_chat با بررسی دقیق متن پرسش و دیتاسِت‌های ورودی، درخواست کاربر را به ایجنت تخصصی مربوطه (Technical, Fundamental, Code یا Reactive) هدایت می‌کند. در این لایه، گام‌های روند تفکر ایجنت (Thinking Process) به صورت شفاف استخراج شده و محاسبه دقیق توکن‌های مصرفی و قیمت نهایی پردازش به دلار (مانند $0.000080 برای gpt-4o-mini) بر اساس فرمول‌های قیمت‌گذاری مدل انجام می‌پذیرد.</w:t>
       </w:r>
     </w:p>
     <w:p>
       <w:pPr>
         <w:pStyle w:val="Heading2"/>
+        <w:spacing w:before="280" w:after="120"/>
+        <w:jc w:val="right"/>
+        <w:bidi w:val="1"/>
+        <w:outlineLvl w:val="1"/>
+        <w:keepNext/>
+      </w:pPr>
+      <w:r>
+        <w:rPr>
+          <w:rFonts w:ascii="Vazirmatn" w:hAnsi="Vazirmatn"/>
+          <w:b/>
+          <w:color w:val="C2185B"/>
+          <w:sz w:val="30"/>
+          <w:rtl w:val="1"/>
+          <w:rFonts w:ascii="Vazirmatn" w:hAnsi="Vazirmatn" w:cs="Vazirmatn" w:eastAsia="Vazirmatn"/>
+          <w:color w:val="C2185B"/>
+        </w:rPr>
+        <w:t>۳.۴. پایگاه داده و ذخیره‌سازی داده‌ها (PostgreSQL &amp; Redis)</w:t>
+      </w:r>
+    </w:p>
+    <w:p>
+      <w:pPr>
+        <w:spacing w:line="300" w:lineRule="auto" w:after="160"/>
         <w:jc w:val="right"/>
         <w:bidi w:val="1"/>
       </w:pPr>
       <w:r>
         <w:rPr>
           <w:rFonts w:ascii="Vazirmatn" w:hAnsi="Vazirmatn"/>
+          <w:color w:val="212529"/>
+          <w:sz w:val="22"/>
           <w:rtl w:val="1"/>
           <w:rFonts w:ascii="Vazirmatn" w:hAnsi="Vazirmatn" w:cs="Vazirmatn" w:eastAsia="Vazirmatn"/>
+          <w:color w:val="212529"/>
         </w:rPr>
-        <w:t>۳.۴. پایگاه داده و ذخیره‌سازی داده‌ها (PostgreSQL &amp; Redis)</w:t>
+        <w:t>جهت مدیریت نشست‌های کاری (Conversations)، ذخیره‌سازی پیام‌ها، نگه‌داری متاداده‌های تحلیلی و ثبت بازخوردهای کاربران، بک‌اند سیستم از پایگاه داده رابطه‌ای PostgreSQL به همراه ORM قدرتمند جنگو استفاده می‌کند. مهم‌ترین مدل‌های ذخیره‌سازی طراحی‌شده عبارتند از:</w:t>
       </w:r>
     </w:p>
     <w:p>
       <w:pPr>
+        <w:pStyle w:val="Heading3"/>
+        <w:spacing w:before="200" w:after="80"/>
+        <w:jc w:val="right"/>
+        <w:bidi w:val="1"/>
+        <w:outlineLvl w:val="2"/>
+        <w:keepNext/>
+      </w:pPr>
+      <w:r>
+        <w:rPr>
+          <w:rFonts w:ascii="Vazirmatn" w:hAnsi="Vazirmatn"/>
+          <w:b/>
+          <w:color w:val="6A1B9A"/>
+          <w:sz w:val="26"/>
+          <w:rtl w:val="1"/>
+          <w:rFonts w:ascii="Vazirmatn" w:hAnsi="Vazirmatn" w:cs="Vazirmatn" w:eastAsia="Vazirmatn"/>
+          <w:color w:val="6A1B9A"/>
+        </w:rPr>
+        <w:t>۳.۴.۱. مدل نشست‌ها (Conversation)</w:t>
+      </w:r>
+    </w:p>
+    <w:p>
+      <w:pPr>
+        <w:spacing w:line="300" w:lineRule="auto" w:after="160"/>
         <w:jc w:val="right"/>
         <w:bidi w:val="1"/>
       </w:pPr>
       <w:r>
         <w:rPr>
           <w:rFonts w:ascii="Vazirmatn" w:hAnsi="Vazirmatn"/>
+          <w:color w:val="212529"/>
+          <w:sz w:val="22"/>
           <w:rtl w:val="1"/>
           <w:rFonts w:ascii="Vazirmatn" w:hAnsi="Vazirmatn" w:cs="Vazirmatn" w:eastAsia="Vazirmatn"/>
+          <w:color w:val="212529"/>
         </w:rPr>
-        <w:t>جهت مدیریت نشست‌های کاری (Conversations)، ذخیره‌سازی پیام‌ها و نگه‌داری متاداده‌های تحلیلی، بک‌اند سیستم از پایگاه داده رابطه‌ای PostgreSQL به همراه ORM جنگو بهره می‌برد. مهم‌ترین مدل‌های ذخیره‌سازی شده عبارتند از:</w:t>
-        <w:br/>
-        <w:t>- Conversation: نگه‌داری شناسه یکتای نشست (UUID)، شناسه کاربر (user_id) و وضعیت آرشیو.</w:t>
-        <w:br/>
-        <w:t>- Message: ذخیره‌سازی متن سوال و پاسخ ایجنت، مدل انتخاب‌شده (مانند gpt-4o, o3-mini)، هزینه محاسبه‌شده (price)، سطح استدلال (reasoning)، مدت‌زمان تولید پاسخ (answer_generation_duration) و داده‌های ساختاریافته تکنیکال و بنیادین در قالب JSONField (تحت کلیدهای analysis و analysis_fundamental).</w:t>
-        <w:br/>
-        <w:t>- Feedback &amp; ProblemReport: ثبت بازخوردهای کاربران (لایک/دیس‌لایک) و گزارش مشکلات جهت بهبود مستمر عملکرد سیستم.</w:t>
-        <w:br/>
-        <w:t>همچنین از پایگاه داده کلید-مقدار Redis به عنوان پیام‌رسان (Broker) برای مدیریت وظایف پیش‌زمینه Celery و سیستم لایه میان‌گیر (Caching) استفاده شده است.</w:t>
+        <w:t>نگه‌داری شناسه یکتای نشست (UUID)، شناسه کاربر (user_id)، وضعیت آرشیو (is_archive) و زمان‌بندی ایجاد و به‌روزرسانی.</w:t>
       </w:r>
     </w:p>
     <w:p>
       <w:pPr>
-        <w:pStyle w:val="Heading1"/>
+        <w:pStyle w:val="Heading3"/>
+        <w:spacing w:before="200" w:after="80"/>
+        <w:jc w:val="right"/>
+        <w:bidi w:val="1"/>
+        <w:outlineLvl w:val="2"/>
+        <w:keepNext/>
+      </w:pPr>
+      <w:r>
+        <w:rPr>
+          <w:rFonts w:ascii="Vazirmatn" w:hAnsi="Vazirmatn"/>
+          <w:b/>
+          <w:color w:val="6A1B9A"/>
+          <w:sz w:val="26"/>
+          <w:rtl w:val="1"/>
+          <w:rFonts w:ascii="Vazirmatn" w:hAnsi="Vazirmatn" w:cs="Vazirmatn" w:eastAsia="Vazirmatn"/>
+          <w:color w:val="6A1B9A"/>
+        </w:rPr>
+        <w:t>۳.۴.۲. مدل پیام‌ها (Message)</w:t>
+      </w:r>
+    </w:p>
+    <w:p>
+      <w:pPr>
+        <w:spacing w:line="300" w:lineRule="auto" w:after="160"/>
         <w:jc w:val="right"/>
         <w:bidi w:val="1"/>
       </w:pPr>
       <w:r>
         <w:rPr>
           <w:rFonts w:ascii="Vazirmatn" w:hAnsi="Vazirmatn"/>
+          <w:color w:val="212529"/>
+          <w:sz w:val="22"/>
           <w:rtl w:val="1"/>
           <w:rFonts w:ascii="Vazirmatn" w:hAnsi="Vazirmatn" w:cs="Vazirmatn" w:eastAsia="Vazirmatn"/>
+          <w:color w:val="212529"/>
+        </w:rPr>
+        <w:t>مدل اصلی ذخیره‌سازی پیام‌ها شامل متن پرسش کاربر (question)، پاسخ ایجنت (answer)، قیمت دلار (price)، مدل انتخاب‌شده (gpt-4o, o3-mini)، وضعیت اجرا (status)، سطح استدلال (reasoning)، مدت زمان پاسخ‌دهی و فیلدهای ساختاریافته JSON (تحت عنوان analysis و analysis_fundamental).</w:t>
+      </w:r>
+    </w:p>
+    <w:p>
+      <w:pPr>
+        <w:pStyle w:val="Heading3"/>
+        <w:spacing w:before="200" w:after="80"/>
+        <w:jc w:val="right"/>
+        <w:bidi w:val="1"/>
+        <w:outlineLvl w:val="2"/>
+        <w:keepNext/>
+      </w:pPr>
+      <w:r>
+        <w:rPr>
+          <w:rFonts w:ascii="Vazirmatn" w:hAnsi="Vazirmatn"/>
+          <w:b/>
+          <w:color w:val="6A1B9A"/>
+          <w:sz w:val="26"/>
+          <w:rtl w:val="1"/>
+          <w:rFonts w:ascii="Vazirmatn" w:hAnsi="Vazirmatn" w:cs="Vazirmatn" w:eastAsia="Vazirmatn"/>
+          <w:color w:val="6A1B9A"/>
+        </w:rPr>
+        <w:t>۳.۴.۳. مدل بازخورد کاربران (Feedback)</w:t>
+      </w:r>
+    </w:p>
+    <w:p>
+      <w:pPr>
+        <w:spacing w:line="300" w:lineRule="auto" w:after="160"/>
+        <w:jc w:val="right"/>
+        <w:bidi w:val="1"/>
+      </w:pPr>
+      <w:r>
+        <w:rPr>
+          <w:rFonts w:ascii="Vazirmatn" w:hAnsi="Vazirmatn"/>
+          <w:color w:val="212529"/>
+          <w:sz w:val="22"/>
+          <w:rtl w:val="1"/>
+          <w:rFonts w:ascii="Vazirmatn" w:hAnsi="Vazirmatn" w:cs="Vazirmatn" w:eastAsia="Vazirmatn"/>
+          <w:color w:val="212529"/>
+        </w:rPr>
+        <w:t>ثبت بازخوردهای کیفی کاربران (لایک / دیس‌لایک) به همراه شناسه کاربر و کلید خارجی متصل به پیام جهت سنجش دقیق کیفیت ایجنت‌ها.</w:t>
+      </w:r>
+    </w:p>
+    <w:p>
+      <w:pPr>
+        <w:pStyle w:val="Heading3"/>
+        <w:spacing w:before="200" w:after="80"/>
+        <w:jc w:val="right"/>
+        <w:bidi w:val="1"/>
+        <w:outlineLvl w:val="2"/>
+        <w:keepNext/>
+      </w:pPr>
+      <w:r>
+        <w:rPr>
+          <w:rFonts w:ascii="Vazirmatn" w:hAnsi="Vazirmatn"/>
+          <w:b/>
+          <w:color w:val="6A1B9A"/>
+          <w:sz w:val="26"/>
+          <w:rtl w:val="1"/>
+          <w:rFonts w:ascii="Vazirmatn" w:hAnsi="Vazirmatn" w:cs="Vazirmatn" w:eastAsia="Vazirmatn"/>
+          <w:color w:val="6A1B9A"/>
+        </w:rPr>
+        <w:t>۳.۴.۴. مدل گزارش خطا (ProblemReport)</w:t>
+      </w:r>
+    </w:p>
+    <w:p>
+      <w:pPr>
+        <w:spacing w:line="300" w:lineRule="auto" w:after="160"/>
+        <w:jc w:val="right"/>
+        <w:bidi w:val="1"/>
+      </w:pPr>
+      <w:r>
+        <w:rPr>
+          <w:rFonts w:ascii="Vazirmatn" w:hAnsi="Vazirmatn"/>
+          <w:color w:val="212529"/>
+          <w:sz w:val="22"/>
+          <w:rtl w:val="1"/>
+          <w:rFonts w:ascii="Vazirmatn" w:hAnsi="Vazirmatn" w:cs="Vazirmatn" w:eastAsia="Vazirmatn"/>
+          <w:color w:val="212529"/>
+        </w:rPr>
+        <w:t>سیستم ثبت و پیگیری گزارش خطاهای کاربران به همراه وضعیت بررسی (Open/Close) و پاسخ مدیر سیستم (close_admin_id).</w:t>
+      </w:r>
+    </w:p>
+    <w:p>
+      <w:pPr>
+        <w:pStyle w:val="Heading3"/>
+        <w:spacing w:before="200" w:after="80"/>
+        <w:jc w:val="right"/>
+        <w:bidi w:val="1"/>
+        <w:outlineLvl w:val="2"/>
+        <w:keepNext/>
+      </w:pPr>
+      <w:r>
+        <w:rPr>
+          <w:rFonts w:ascii="Vazirmatn" w:hAnsi="Vazirmatn"/>
+          <w:b/>
+          <w:color w:val="6A1B9A"/>
+          <w:sz w:val="26"/>
+          <w:rtl w:val="1"/>
+          <w:rFonts w:ascii="Vazirmatn" w:hAnsi="Vazirmatn" w:cs="Vazirmatn" w:eastAsia="Vazirmatn"/>
+          <w:color w:val="6A1B9A"/>
+        </w:rPr>
+        <w:t>۳.۴.۵. لایه حافظه پنهان و صف وظایف (Redis)</w:t>
+      </w:r>
+    </w:p>
+    <w:p>
+      <w:pPr>
+        <w:spacing w:line="300" w:lineRule="auto" w:after="160"/>
+        <w:jc w:val="right"/>
+        <w:bidi w:val="1"/>
+      </w:pPr>
+      <w:r>
+        <w:rPr>
+          <w:rFonts w:ascii="Vazirmatn" w:hAnsi="Vazirmatn"/>
+          <w:color w:val="212529"/>
+          <w:sz w:val="22"/>
+          <w:rtl w:val="1"/>
+          <w:rFonts w:ascii="Vazirmatn" w:hAnsi="Vazirmatn" w:cs="Vazirmatn" w:eastAsia="Vazirmatn"/>
+          <w:color w:val="212529"/>
+        </w:rPr>
+        <w:t>پایگاه داده کلید-مقدار Redis به عنوان Broker پیام‌رسان برای مدیریت وظایف پیش‌زمینه (Asynchronous Tasks) و لایه لایه‌بندی حافظه پنهان (Caching) استفاده گردیده است.</w:t>
+      </w:r>
+    </w:p>
+    <w:p>
+      <w:pPr>
+        <w:pStyle w:val="Heading2"/>
+        <w:spacing w:before="280" w:after="120"/>
+        <w:jc w:val="right"/>
+        <w:bidi w:val="1"/>
+        <w:outlineLvl w:val="1"/>
+        <w:keepNext/>
+      </w:pPr>
+      <w:r>
+        <w:rPr>
+          <w:rFonts w:ascii="Vazirmatn" w:hAnsi="Vazirmatn"/>
+          <w:b/>
+          <w:color w:val="C2185B"/>
+          <w:sz w:val="30"/>
+          <w:rtl w:val="1"/>
+          <w:rFonts w:ascii="Vazirmatn" w:hAnsi="Vazirmatn" w:cs="Vazirmatn" w:eastAsia="Vazirmatn"/>
+          <w:color w:val="C2185B"/>
+        </w:rPr>
+        <w:t>۳.۵. مکانیزم دریافت خودکار و زنده داده‌ها (Live Data Auto-Fetching)</w:t>
+      </w:r>
+    </w:p>
+    <w:p>
+      <w:pPr>
+        <w:spacing w:line="300" w:lineRule="auto" w:after="160"/>
+        <w:jc w:val="right"/>
+        <w:bidi w:val="1"/>
+      </w:pPr>
+      <w:r>
+        <w:rPr>
+          <w:rFonts w:ascii="Vazirmatn" w:hAnsi="Vazirmatn"/>
+          <w:color w:val="212529"/>
+          <w:sz w:val="22"/>
+          <w:rtl w:val="1"/>
+          <w:rFonts w:ascii="Vazirmatn" w:hAnsi="Vazirmatn" w:cs="Vazirmatn" w:eastAsia="Vazirmatn"/>
+          <w:color w:val="212529"/>
+        </w:rPr>
+        <w:t>یکی از کلیدی‌ترین قابلیت‌های سیستم، عدم اتکا به داده‌های قدیمی و توانایی دریافت خودکار و لحظه‌ای داده‌های بازار کریپتو (Live Market Data) می‌باشد. گام‌های این مکانیزم به شرح زیر است:</w:t>
+      </w:r>
+    </w:p>
+    <w:p>
+      <w:pPr>
+        <w:pStyle w:val="Heading3"/>
+        <w:spacing w:before="200" w:after="80"/>
+        <w:jc w:val="right"/>
+        <w:bidi w:val="1"/>
+        <w:outlineLvl w:val="2"/>
+        <w:keepNext/>
+      </w:pPr>
+      <w:r>
+        <w:rPr>
+          <w:rFonts w:ascii="Vazirmatn" w:hAnsi="Vazirmatn"/>
+          <w:b/>
+          <w:color w:val="6A1B9A"/>
+          <w:sz w:val="26"/>
+          <w:rtl w:val="1"/>
+          <w:rFonts w:ascii="Vazirmatn" w:hAnsi="Vazirmatn" w:cs="Vazirmatn" w:eastAsia="Vazirmatn"/>
+          <w:color w:val="6A1B9A"/>
+        </w:rPr>
+        <w:t>۳.۵.۱. شناسایی هوشمند حالت تحلیل (Query Intent Detection)</w:t>
+      </w:r>
+    </w:p>
+    <w:p>
+      <w:pPr>
+        <w:spacing w:line="300" w:lineRule="auto" w:after="160"/>
+        <w:jc w:val="right"/>
+        <w:bidi w:val="1"/>
+      </w:pPr>
+      <w:r>
+        <w:rPr>
+          <w:rFonts w:ascii="Vazirmatn" w:hAnsi="Vazirmatn"/>
+          <w:color w:val="212529"/>
+          <w:sz w:val="22"/>
+          <w:rtl w:val="1"/>
+          <w:rFonts w:ascii="Vazirmatn" w:hAnsi="Vazirmatn" w:cs="Vazirmatn" w:eastAsia="Vazirmatn"/>
+          <w:color w:val="212529"/>
+        </w:rPr>
+        <w:t>هنگام طرح پرسش‌های تحلیلی، سرویس MarketDataService کلیدواژه‌های تخصصی تکنیکال (مانند RSI, MACD, کندل، قیمت) و آن‌چین (مانند پول هوشمند، رفتار ماینرها) را بررسی می‌کند.</w:t>
+      </w:r>
+    </w:p>
+    <w:p>
+      <w:pPr>
+        <w:pStyle w:val="Heading3"/>
+        <w:spacing w:before="200" w:after="80"/>
+        <w:jc w:val="right"/>
+        <w:bidi w:val="1"/>
+        <w:outlineLvl w:val="2"/>
+        <w:keepNext/>
+      </w:pPr>
+      <w:r>
+        <w:rPr>
+          <w:rFonts w:ascii="Vazirmatn" w:hAnsi="Vazirmatn"/>
+          <w:b/>
+          <w:color w:val="6A1B9A"/>
+          <w:sz w:val="26"/>
+          <w:rtl w:val="1"/>
+          <w:rFonts w:ascii="Vazirmatn" w:hAnsi="Vazirmatn" w:cs="Vazirmatn" w:eastAsia="Vazirmatn"/>
+          <w:color w:val="6A1B9A"/>
+        </w:rPr>
+        <w:t>۳.۵.۲. فراخوانی APIهای لحظه‌ای (Live Market Data API)</w:t>
+      </w:r>
+    </w:p>
+    <w:p>
+      <w:pPr>
+        <w:spacing w:line="300" w:lineRule="auto" w:after="160"/>
+        <w:jc w:val="right"/>
+        <w:bidi w:val="1"/>
+      </w:pPr>
+      <w:r>
+        <w:rPr>
+          <w:rFonts w:ascii="Vazirmatn" w:hAnsi="Vazirmatn"/>
+          <w:color w:val="212529"/>
+          <w:sz w:val="22"/>
+          <w:rtl w:val="1"/>
+          <w:rFonts w:ascii="Vazirmatn" w:hAnsi="Vazirmatn" w:cs="Vazirmatn" w:eastAsia="Vazirmatn"/>
+          <w:color w:val="212529"/>
+        </w:rPr>
+        <w:t>در صورت نیاز به داده، داده‌های لحظه‌ای قیمت و کندل‌های صرافی Binance (پروتوکل API klines) و شاخص‌های آن‌چین CoinGecko استخراج می‌شوند.</w:t>
+      </w:r>
+    </w:p>
+    <w:p>
+      <w:pPr>
+        <w:pStyle w:val="Heading3"/>
+        <w:spacing w:before="200" w:after="80"/>
+        <w:jc w:val="right"/>
+        <w:bidi w:val="1"/>
+        <w:outlineLvl w:val="2"/>
+        <w:keepNext/>
+      </w:pPr>
+      <w:r>
+        <w:rPr>
+          <w:rFonts w:ascii="Vazirmatn" w:hAnsi="Vazirmatn"/>
+          <w:b/>
+          <w:color w:val="6A1B9A"/>
+          <w:sz w:val="26"/>
+          <w:rtl w:val="1"/>
+          <w:rFonts w:ascii="Vazirmatn" w:hAnsi="Vazirmatn" w:cs="Vazirmatn" w:eastAsia="Vazirmatn"/>
+          <w:color w:val="6A1B9A"/>
+        </w:rPr>
+        <w:t>۳.۵.۳. بهینه‌سازی عدم فراخوانی در گفتگوهای عمومی (General Chat Optimization)</w:t>
+      </w:r>
+    </w:p>
+    <w:p>
+      <w:pPr>
+        <w:spacing w:line="300" w:lineRule="auto" w:after="160"/>
+        <w:jc w:val="right"/>
+        <w:bidi w:val="1"/>
+      </w:pPr>
+      <w:r>
+        <w:rPr>
+          <w:rFonts w:ascii="Vazirmatn" w:hAnsi="Vazirmatn"/>
+          <w:color w:val="212529"/>
+          <w:sz w:val="22"/>
+          <w:rtl w:val="1"/>
+          <w:rFonts w:ascii="Vazirmatn" w:hAnsi="Vazirmatn" w:cs="Vazirmatn" w:eastAsia="Vazirmatn"/>
+          <w:color w:val="212529"/>
+        </w:rPr>
+        <w:t>در نسخه قبلی، عدم کشف کلیدواژه باعث فراخوانی پیش‌فرض داده‌های بیت‌کوین برای پرسش‌های ساده (مانند 'hi' یا 'سلام') می‌شد. با بهینه‌سازی صورت‌گرفته در تابع auto_enrich_payloads و افزودن تست واحد test_auto_enrich_payloads_greeting، برای پیام‌های عمومی هیچ فراخوانی API خارجی انجام نگرفته و پرسش مستقیماً توسط Reactive Agent پاسخ داده می‌شود.</w:t>
+      </w:r>
+    </w:p>
+    <w:p>
+      <w:pPr>
+        <w:pStyle w:val="Heading3"/>
+        <w:spacing w:before="200" w:after="80"/>
+        <w:jc w:val="right"/>
+        <w:bidi w:val="1"/>
+        <w:outlineLvl w:val="2"/>
+        <w:keepNext/>
+      </w:pPr>
+      <w:r>
+        <w:rPr>
+          <w:rFonts w:ascii="Vazirmatn" w:hAnsi="Vazirmatn"/>
+          <w:b/>
+          <w:color w:val="6A1B9A"/>
+          <w:sz w:val="26"/>
+          <w:rtl w:val="1"/>
+          <w:rFonts w:ascii="Vazirmatn" w:hAnsi="Vazirmatn" w:cs="Vazirmatn" w:eastAsia="Vazirmatn"/>
+          <w:color w:val="6A1B9A"/>
+        </w:rPr>
+        <w:t>۳.۵.۴. تزریق به ابزارهای ایجنت (ToolKit Injection)</w:t>
+      </w:r>
+    </w:p>
+    <w:p>
+      <w:pPr>
+        <w:spacing w:line="300" w:lineRule="auto" w:after="160"/>
+        <w:jc w:val="right"/>
+        <w:bidi w:val="1"/>
+      </w:pPr>
+      <w:r>
+        <w:rPr>
+          <w:rFonts w:ascii="Vazirmatn" w:hAnsi="Vazirmatn"/>
+          <w:color w:val="212529"/>
+          <w:sz w:val="22"/>
+          <w:rtl w:val="1"/>
+          <w:rFonts w:ascii="Vazirmatn" w:hAnsi="Vazirmatn" w:cs="Vazirmatn" w:eastAsia="Vazirmatn"/>
+          <w:color w:val="212529"/>
+        </w:rPr>
+        <w:t>داده‌های زنده به صورت ساختاریافته (JSON) به ابزارهای تحلیلی ایجنت تزریق می‌شوند تا ایجنت Agno سطوح حمایت/مقاومت، روند بازار و سیگنال‌های معاملاتی (EP, TP, SL, R:R) را استخراج کند.</w:t>
+      </w:r>
+    </w:p>
+    <w:p>
+      <w:pPr>
+        <w:pStyle w:val="Heading1"/>
+        <w:spacing w:before="360" w:after="160"/>
+        <w:jc w:val="right"/>
+        <w:bidi w:val="1"/>
+        <w:outlineLvl w:val="0"/>
+        <w:keepNext/>
+      </w:pPr>
+      <w:r>
+        <w:rPr>
+          <w:rFonts w:ascii="Vazirmatn" w:hAnsi="Vazirmatn"/>
+          <w:b/>
+          <w:color w:val="E91E63"/>
+          <w:sz w:val="36"/>
+          <w:rtl w:val="1"/>
+          <w:rFonts w:ascii="Vazirmatn" w:hAnsi="Vazirmatn" w:cs="Vazirmatn" w:eastAsia="Vazirmatn"/>
+          <w:color w:val="E91E63"/>
         </w:rPr>
         <w:t>۴. معماری فرانت‌اند</w:t>
       </w:r>
@@ -581,28 +1450,39 @@
     <w:p>
       <w:pPr>
         <w:pStyle w:val="Heading2"/>
+        <w:spacing w:before="280" w:after="120"/>
+        <w:jc w:val="right"/>
+        <w:bidi w:val="1"/>
+        <w:outlineLvl w:val="1"/>
+        <w:keepNext/>
+      </w:pPr>
+      <w:r>
+        <w:rPr>
+          <w:rFonts w:ascii="Vazirmatn" w:hAnsi="Vazirmatn"/>
+          <w:b/>
+          <w:color w:val="C2185B"/>
+          <w:sz w:val="30"/>
+          <w:rtl w:val="1"/>
+          <w:rFonts w:ascii="Vazirmatn" w:hAnsi="Vazirmatn" w:cs="Vazirmatn" w:eastAsia="Vazirmatn"/>
+          <w:color w:val="C2185B"/>
+        </w:rPr>
+        <w:t>۴.۱. پشته فناوری (Tech Stack)</w:t>
+      </w:r>
+    </w:p>
+    <w:p>
+      <w:pPr>
+        <w:spacing w:line="300" w:lineRule="auto" w:after="160"/>
         <w:jc w:val="right"/>
         <w:bidi w:val="1"/>
       </w:pPr>
       <w:r>
         <w:rPr>
           <w:rFonts w:ascii="Vazirmatn" w:hAnsi="Vazirmatn"/>
+          <w:color w:val="212529"/>
+          <w:sz w:val="22"/>
           <w:rtl w:val="1"/>
           <w:rFonts w:ascii="Vazirmatn" w:hAnsi="Vazirmatn" w:cs="Vazirmatn" w:eastAsia="Vazirmatn"/>
-        </w:rPr>
-        <w:t>۴.۱. پشته فناوری (Tech Stack)</w:t>
-      </w:r>
-    </w:p>
-    <w:p>
-      <w:pPr>
-        <w:jc w:val="right"/>
-        <w:bidi w:val="1"/>
-      </w:pPr>
-      <w:r>
-        <w:rPr>
-          <w:rFonts w:ascii="Vazirmatn" w:hAnsi="Vazirmatn"/>
-          <w:rtl w:val="1"/>
-          <w:rFonts w:ascii="Vazirmatn" w:hAnsi="Vazirmatn" w:cs="Vazirmatn" w:eastAsia="Vazirmatn"/>
+          <w:color w:val="212529"/>
         </w:rPr>
         <w:t>فرانت‌اند این سیستم به طور کامل با فریم‌ورک Astro و با استفاده از آداپتور @astrojs/node برای حالت Server-Side Rendering (SSR) پیاده‌سازی شده است. این انتخاب به دلیل سرعت بالای بارگذاری و امکان اجرای کدهای سمت سرور (جهت برقراری ارتباط امن با بک‌اند) صورت گرفته است. استایل‌دهی نیز با استفاده از CSS خام مدرن با تم تاریک (Dark Mode) و کلاس‌های شیشه‌ای (Glassmorphism) انجام شده است.</w:t>
       </w:r>
@@ -610,51 +1490,221 @@
     <w:p>
       <w:pPr>
         <w:pStyle w:val="Heading2"/>
+        <w:spacing w:before="280" w:after="120"/>
+        <w:jc w:val="right"/>
+        <w:bidi w:val="1"/>
+        <w:outlineLvl w:val="1"/>
+        <w:keepNext/>
+      </w:pPr>
+      <w:r>
+        <w:rPr>
+          <w:rFonts w:ascii="Vazirmatn" w:hAnsi="Vazirmatn"/>
+          <w:b/>
+          <w:color w:val="C2185B"/>
+          <w:sz w:val="30"/>
+          <w:rtl w:val="1"/>
+          <w:rFonts w:ascii="Vazirmatn" w:hAnsi="Vazirmatn" w:cs="Vazirmatn" w:eastAsia="Vazirmatn"/>
+          <w:color w:val="C2185B"/>
+        </w:rPr>
+        <w:t>۴.۲. کامپوننت‌های مهم و کلاس‌ها</w:t>
+      </w:r>
+    </w:p>
+    <w:p>
+      <w:pPr>
+        <w:spacing w:line="300" w:lineRule="auto" w:after="160"/>
         <w:jc w:val="right"/>
         <w:bidi w:val="1"/>
       </w:pPr>
       <w:r>
         <w:rPr>
           <w:rFonts w:ascii="Vazirmatn" w:hAnsi="Vazirmatn"/>
+          <w:color w:val="212529"/>
+          <w:sz w:val="22"/>
           <w:rtl w:val="1"/>
           <w:rFonts w:ascii="Vazirmatn" w:hAnsi="Vazirmatn" w:cs="Vazirmatn" w:eastAsia="Vazirmatn"/>
+          <w:color w:val="212529"/>
         </w:rPr>
-        <w:t>۴.۲. کامپوننت‌های مهم و کلاس‌ها</w:t>
+        <w:t>مهم‌ترین بخش‌های پیاده‌سازی شده در فرانت‌اند عبارتند از:</w:t>
       </w:r>
     </w:p>
     <w:p>
       <w:pPr>
+        <w:pStyle w:val="Heading3"/>
+        <w:spacing w:before="200" w:after="80"/>
+        <w:jc w:val="right"/>
+        <w:bidi w:val="1"/>
+        <w:outlineLvl w:val="2"/>
+        <w:keepNext/>
+      </w:pPr>
+      <w:r>
+        <w:rPr>
+          <w:rFonts w:ascii="Vazirmatn" w:hAnsi="Vazirmatn"/>
+          <w:b/>
+          <w:color w:val="6A1B9A"/>
+          <w:sz w:val="26"/>
+          <w:rtl w:val="1"/>
+          <w:rFonts w:ascii="Vazirmatn" w:hAnsi="Vazirmatn" w:cs="Vazirmatn" w:eastAsia="Vazirmatn"/>
+          <w:color w:val="6A1B9A"/>
+        </w:rPr>
+        <w:t>۴.۲.۱. کامپوننت رابط کاربری چت (ChatInterface.astro)</w:t>
+      </w:r>
+    </w:p>
+    <w:p>
+      <w:pPr>
+        <w:spacing w:line="300" w:lineRule="auto" w:after="160"/>
         <w:jc w:val="right"/>
         <w:bidi w:val="1"/>
       </w:pPr>
       <w:r>
         <w:rPr>
           <w:rFonts w:ascii="Vazirmatn" w:hAnsi="Vazirmatn"/>
+          <w:color w:val="212529"/>
+          <w:sz w:val="22"/>
           <w:rtl w:val="1"/>
           <w:rFonts w:ascii="Vazirmatn" w:hAnsi="Vazirmatn" w:cs="Vazirmatn" w:eastAsia="Vazirmatn"/>
+          <w:color w:val="212529"/>
         </w:rPr>
-        <w:t>مهم‌ترین بخش‌های پیاده‌سازی شده در فرانت‌اند عبارتند از:</w:t>
-        <w:br/>
-        <w:t>- ChatInterface.astro: اصلی‌ترین کامپوننت که شامل فرم ورودی، انتخابگر مدل (Model Selector)، تب‌های انتخاب حالت (عمومی، تکنیکال، بنیادین، کدنویسی) و نمایش پیام‌ها است.</w:t>
-        <w:br/>
-        <w:t>- ChatMessage.astro: کامپوننت نمایش حباب‌های چت کاربر و ایجنت. این کامپوننت کلاس‌های راست‌چین (rtl-text) را برای متون فارسی اعمال کرده و قیمت هر درخواست را نیز نشان می‌دهد.</w:t>
-        <w:br/>
-        <w:t>- Sidebar.astro: سایدبار پروژه که شامل دکمه ایجاد چت جدید و کارت‌های سناریوهای آماده (تحلیل BTC 1m، جریان پول هوشمند، رفتار ماینرها) با استایل‌های کنتراست بالا (High Contrast) می‌باشد.</w:t>
-        <w:br/>
-        <w:t>- api/chat.ts: اندپوینت سمت سرور در Astro که وظیفه برقراری ارتباط (Proxy) با بک‌اند هوش مصنوعی (Agno Orchestrator) را بر عهده دارد.</w:t>
+        <w:t>اصلی‌ترین کامپوننت که شامل فرم ورودی، انتخابگر مدل (Model Selector)، تب‌های انتخاب حالت (عمومی، تکنیکال، بنیادین، کدنویسی) و نمایش پیام‌ها است.</w:t>
       </w:r>
     </w:p>
     <w:p>
       <w:pPr>
-        <w:pStyle w:val="Heading1"/>
+        <w:pStyle w:val="Heading3"/>
+        <w:spacing w:before="200" w:after="80"/>
+        <w:jc w:val="right"/>
+        <w:bidi w:val="1"/>
+        <w:outlineLvl w:val="2"/>
+        <w:keepNext/>
+      </w:pPr>
+      <w:r>
+        <w:rPr>
+          <w:rFonts w:ascii="Vazirmatn" w:hAnsi="Vazirmatn"/>
+          <w:b/>
+          <w:color w:val="6A1B9A"/>
+          <w:sz w:val="26"/>
+          <w:rtl w:val="1"/>
+          <w:rFonts w:ascii="Vazirmatn" w:hAnsi="Vazirmatn" w:cs="Vazirmatn" w:eastAsia="Vazirmatn"/>
+          <w:color w:val="6A1B9A"/>
+        </w:rPr>
+        <w:t>۴.۲.۲. کامپوننت نمایش پیام (ChatMessage.astro)</w:t>
+      </w:r>
+    </w:p>
+    <w:p>
+      <w:pPr>
+        <w:spacing w:line="300" w:lineRule="auto" w:after="160"/>
         <w:jc w:val="right"/>
         <w:bidi w:val="1"/>
       </w:pPr>
       <w:r>
         <w:rPr>
           <w:rFonts w:ascii="Vazirmatn" w:hAnsi="Vazirmatn"/>
+          <w:color w:val="212529"/>
+          <w:sz w:val="22"/>
           <w:rtl w:val="1"/>
           <w:rFonts w:ascii="Vazirmatn" w:hAnsi="Vazirmatn" w:cs="Vazirmatn" w:eastAsia="Vazirmatn"/>
+          <w:color w:val="212529"/>
+        </w:rPr>
+        <w:t>کامپوننت نمایش حباب‌های چت کاربر و ایجنت. این کامپوننت کلاس‌های راست‌چین (rtl-text) را برای متون فارسی اعمال کرده و قیمت هر درخواست را نیز نشان می‌دهد.</w:t>
+      </w:r>
+    </w:p>
+    <w:p>
+      <w:pPr>
+        <w:pStyle w:val="Heading3"/>
+        <w:spacing w:before="200" w:after="80"/>
+        <w:jc w:val="right"/>
+        <w:bidi w:val="1"/>
+        <w:outlineLvl w:val="2"/>
+        <w:keepNext/>
+      </w:pPr>
+      <w:r>
+        <w:rPr>
+          <w:rFonts w:ascii="Vazirmatn" w:hAnsi="Vazirmatn"/>
+          <w:b/>
+          <w:color w:val="6A1B9A"/>
+          <w:sz w:val="26"/>
+          <w:rtl w:val="1"/>
+          <w:rFonts w:ascii="Vazirmatn" w:hAnsi="Vazirmatn" w:cs="Vazirmatn" w:eastAsia="Vazirmatn"/>
+          <w:color w:val="6A1B9A"/>
+        </w:rPr>
+        <w:t>۴.۲.۳. کامپوننت نوار کناری (Sidebar.astro)</w:t>
+      </w:r>
+    </w:p>
+    <w:p>
+      <w:pPr>
+        <w:spacing w:line="300" w:lineRule="auto" w:after="160"/>
+        <w:jc w:val="right"/>
+        <w:bidi w:val="1"/>
+      </w:pPr>
+      <w:r>
+        <w:rPr>
+          <w:rFonts w:ascii="Vazirmatn" w:hAnsi="Vazirmatn"/>
+          <w:color w:val="212529"/>
+          <w:sz w:val="22"/>
+          <w:rtl w:val="1"/>
+          <w:rFonts w:ascii="Vazirmatn" w:hAnsi="Vazirmatn" w:cs="Vazirmatn" w:eastAsia="Vazirmatn"/>
+          <w:color w:val="212529"/>
+        </w:rPr>
+        <w:t>سایدبار پروژه که شامل دکمه ایجاد چت جدید و کارت‌های سناریوهای آماده (تحلیل BTC 1m، جریان پول هوشمند، رفتار ماینرها) با استایل‌های کنتراست بالا (High Contrast) می‌باشد.</w:t>
+      </w:r>
+    </w:p>
+    <w:p>
+      <w:pPr>
+        <w:pStyle w:val="Heading3"/>
+        <w:spacing w:before="200" w:after="80"/>
+        <w:jc w:val="right"/>
+        <w:bidi w:val="1"/>
+        <w:outlineLvl w:val="2"/>
+        <w:keepNext/>
+      </w:pPr>
+      <w:r>
+        <w:rPr>
+          <w:rFonts w:ascii="Vazirmatn" w:hAnsi="Vazirmatn"/>
+          <w:b/>
+          <w:color w:val="6A1B9A"/>
+          <w:sz w:val="26"/>
+          <w:rtl w:val="1"/>
+          <w:rFonts w:ascii="Vazirmatn" w:hAnsi="Vazirmatn" w:cs="Vazirmatn" w:eastAsia="Vazirmatn"/>
+          <w:color w:val="6A1B9A"/>
+        </w:rPr>
+        <w:t>۴.۲.۴. اندپوینت API سمت سرور (api/chat.ts)</w:t>
+      </w:r>
+    </w:p>
+    <w:p>
+      <w:pPr>
+        <w:spacing w:line="300" w:lineRule="auto" w:after="160"/>
+        <w:jc w:val="right"/>
+        <w:bidi w:val="1"/>
+      </w:pPr>
+      <w:r>
+        <w:rPr>
+          <w:rFonts w:ascii="Vazirmatn" w:hAnsi="Vazirmatn"/>
+          <w:color w:val="212529"/>
+          <w:sz w:val="22"/>
+          <w:rtl w:val="1"/>
+          <w:rFonts w:ascii="Vazirmatn" w:hAnsi="Vazirmatn" w:cs="Vazirmatn" w:eastAsia="Vazirmatn"/>
+          <w:color w:val="212529"/>
+        </w:rPr>
+        <w:t>اندپوینت سمت سرور در Astro که وظیفه برقراری ارتباط (Proxy) با بک‌اند هوش مصنوعی (Agno Orchestrator) را بر عهده دارد.</w:t>
+      </w:r>
+    </w:p>
+    <w:p>
+      <w:pPr>
+        <w:pStyle w:val="Heading1"/>
+        <w:spacing w:before="360" w:after="160"/>
+        <w:jc w:val="right"/>
+        <w:bidi w:val="1"/>
+        <w:outlineLvl w:val="0"/>
+        <w:keepNext/>
+      </w:pPr>
+      <w:r>
+        <w:rPr>
+          <w:rFonts w:ascii="Vazirmatn" w:hAnsi="Vazirmatn"/>
+          <w:b/>
+          <w:color w:val="E91E63"/>
+          <w:sz w:val="36"/>
+          <w:rtl w:val="1"/>
+          <w:rFonts w:ascii="Vazirmatn" w:hAnsi="Vazirmatn" w:cs="Vazirmatn" w:eastAsia="Vazirmatn"/>
+          <w:color w:val="E91E63"/>
         </w:rPr>
         <w:t>۵. تست و ارزیابی سیستم (Testing &amp; Quality Assurance)</w:t>
       </w:r>
@@ -662,100 +1712,439 @@
     <w:p>
       <w:pPr>
         <w:pStyle w:val="Heading2"/>
+        <w:spacing w:before="280" w:after="120"/>
+        <w:jc w:val="right"/>
+        <w:bidi w:val="1"/>
+        <w:outlineLvl w:val="1"/>
+        <w:keepNext/>
+      </w:pPr>
+      <w:r>
+        <w:rPr>
+          <w:rFonts w:ascii="Vazirmatn" w:hAnsi="Vazirmatn"/>
+          <w:b/>
+          <w:color w:val="C2185B"/>
+          <w:sz w:val="30"/>
+          <w:rtl w:val="1"/>
+          <w:rFonts w:ascii="Vazirmatn" w:hAnsi="Vazirmatn" w:cs="Vazirmatn" w:eastAsia="Vazirmatn"/>
+          <w:color w:val="C2185B"/>
+        </w:rPr>
+        <w:t>۵.۱. تست‌های واحد و یکپارچه‌سازی بک‌اند (Pytest Suite)</w:t>
+      </w:r>
+    </w:p>
+    <w:p>
+      <w:pPr>
+        <w:spacing w:line="300" w:lineRule="auto" w:after="160"/>
         <w:jc w:val="right"/>
         <w:bidi w:val="1"/>
       </w:pPr>
       <w:r>
         <w:rPr>
           <w:rFonts w:ascii="Vazirmatn" w:hAnsi="Vazirmatn"/>
+          <w:color w:val="212529"/>
+          <w:sz w:val="22"/>
           <w:rtl w:val="1"/>
           <w:rFonts w:ascii="Vazirmatn" w:hAnsi="Vazirmatn" w:cs="Vazirmatn" w:eastAsia="Vazirmatn"/>
+          <w:color w:val="212529"/>
         </w:rPr>
-        <w:t>۵.۱. تست‌های واحد و یکپارچه‌سازی بک‌اند (Pytest Suite)</w:t>
+        <w:t>جهت حصول اطمینان از صحت عملکرد ایجنت‌ها، ابزارهای تحلیلی و کامپوننت هماهنگ‌کننده، یک مجموعه جامع از تست‌های واحد و یکپارچه‌سازی با فریم‌ورک Pytest پیاده‌سازی شده است (شامل ۱۶ تست با موفقیت ۱۰۰٪). مهم‌ترین بخش‌های تست شده عبارتند از:</w:t>
       </w:r>
     </w:p>
     <w:p>
       <w:pPr>
+        <w:pStyle w:val="Heading3"/>
+        <w:spacing w:before="200" w:after="80"/>
+        <w:jc w:val="right"/>
+        <w:bidi w:val="1"/>
+        <w:outlineLvl w:val="2"/>
+        <w:keepNext/>
+      </w:pPr>
+      <w:r>
+        <w:rPr>
+          <w:rFonts w:ascii="Vazirmatn" w:hAnsi="Vazirmatn"/>
+          <w:b/>
+          <w:color w:val="6A1B9A"/>
+          <w:sz w:val="26"/>
+          <w:rtl w:val="1"/>
+          <w:rFonts w:ascii="Vazirmatn" w:hAnsi="Vazirmatn" w:cs="Vazirmatn" w:eastAsia="Vazirmatn"/>
+          <w:color w:val="6A1B9A"/>
+        </w:rPr>
+        <w:t>۵.۱.۱. تست‌های ورودی چت و ایجنت (test_chat_bot.py)</w:t>
+      </w:r>
+    </w:p>
+    <w:p>
+      <w:pPr>
+        <w:spacing w:line="300" w:lineRule="auto" w:after="160"/>
         <w:jc w:val="right"/>
         <w:bidi w:val="1"/>
       </w:pPr>
       <w:r>
         <w:rPr>
           <w:rFonts w:ascii="Vazirmatn" w:hAnsi="Vazirmatn"/>
+          <w:color w:val="212529"/>
+          <w:sz w:val="22"/>
           <w:rtl w:val="1"/>
           <w:rFonts w:ascii="Vazirmatn" w:hAnsi="Vazirmatn" w:cs="Vazirmatn" w:eastAsia="Vazirmatn"/>
+          <w:color w:val="212529"/>
         </w:rPr>
-        <w:t>جهت حصول اطمینان از صحت عملکرد ایجنت‌ها، ابزارهای تحلیلی و کامپوننت هماهنگ‌کننده، یک مجموعه جامع از تست‌های واحد و یکپارچه‌سازی با فریم‌ورک Pytest پیاده‌سازی شده است (شامل ۱۶ تست با موفقیت ۱۰۰٪). مهم‌ترین بخش‌های تست شده عبارتند از:</w:t>
-        <w:br/>
-        <w:t>- test_chat_bot.py: ارزیابی تابع اصلی ورودی چت، مدیریت ورودی‌های خالی و شبیه‌سازی (Mocking) پاسخ‌های ایجنت Agno شامل محاسبه توکن‌ها و هزینه درخواست.</w:t>
-        <w:br/>
-        <w:t>- test_fundamental_tools.py: تست ابزارهای آن‌چین در FundamentalToolKit مانند خلاصه متریال‌های بنیادی، متدهای لیست‌گیری و استخراج داده‌های جریان پول هوشمند (Smart Money Flow) و خالص جریان صرافی‌ها (Exchange Netflow).</w:t>
-        <w:br/>
-        <w:t>- test_orchestrator.py: تست توابع هماهنگ‌کننده شامل تخمین توکن‌ها (estimate_tokens)، قالب‌بندی بافت تاریخچه مکالمه (format_history_context)، محاسبه قیمت دقیق مدل‌های مختلف (gpt-4o-mini, o3-mini, gpt-4.5-preview) و اجرای حالت جایگزین (Fallback).</w:t>
-        <w:br/>
-        <w:t>- test_ta_tools.py: سنجش ابزارهای تحلیل تکنیکال TAToolKit شامل خلاصه نمودار، دریافت کندل‌های OHLCV، محاسبه آمار قیمت (Highest High و Lowest Low) و پردازش خروجی اندیکاتورهای RSI, Aroon و MACD.</w:t>
+        <w:t>ارزیابی تابع اصلی ورودی چت، مدیریت ورودی‌های خالی و شبیه‌سازی (Mocking) پاسخ‌های ایجنت Agno شامل محاسبه توکن‌ها و هزینه درخواست.</w:t>
       </w:r>
     </w:p>
     <w:p>
       <w:pPr>
-        <w:pStyle w:val="Heading2"/>
+        <w:pStyle w:val="Heading3"/>
+        <w:spacing w:before="200" w:after="80"/>
+        <w:jc w:val="right"/>
+        <w:bidi w:val="1"/>
+        <w:outlineLvl w:val="2"/>
+        <w:keepNext/>
+      </w:pPr>
+      <w:r>
+        <w:rPr>
+          <w:rFonts w:ascii="Vazirmatn" w:hAnsi="Vazirmatn"/>
+          <w:b/>
+          <w:color w:val="6A1B9A"/>
+          <w:sz w:val="26"/>
+          <w:rtl w:val="1"/>
+          <w:rFonts w:ascii="Vazirmatn" w:hAnsi="Vazirmatn" w:cs="Vazirmatn" w:eastAsia="Vazirmatn"/>
+          <w:color w:val="6A1B9A"/>
+        </w:rPr>
+        <w:t>۵.۱.۲. تست ابزارهای بنیادی (test_fundamental_tools.py)</w:t>
+      </w:r>
+    </w:p>
+    <w:p>
+      <w:pPr>
+        <w:spacing w:line="300" w:lineRule="auto" w:after="160"/>
         <w:jc w:val="right"/>
         <w:bidi w:val="1"/>
       </w:pPr>
       <w:r>
         <w:rPr>
           <w:rFonts w:ascii="Vazirmatn" w:hAnsi="Vazirmatn"/>
+          <w:color w:val="212529"/>
+          <w:sz w:val="22"/>
           <w:rtl w:val="1"/>
           <w:rFonts w:ascii="Vazirmatn" w:hAnsi="Vazirmatn" w:cs="Vazirmatn" w:eastAsia="Vazirmatn"/>
+          <w:color w:val="212529"/>
+        </w:rPr>
+        <w:t>تست ابزارهای آن‌چین در FundamentalToolKit مانند خلاصه متریال‌های بنیادی، متدهای لیست‌گیری و استخراج داده‌های جریان پول هوشمند و خالص جریان صرافی‌ها.</w:t>
+      </w:r>
+    </w:p>
+    <w:p>
+      <w:pPr>
+        <w:pStyle w:val="Heading3"/>
+        <w:spacing w:before="200" w:after="80"/>
+        <w:jc w:val="right"/>
+        <w:bidi w:val="1"/>
+        <w:outlineLvl w:val="2"/>
+        <w:keepNext/>
+      </w:pPr>
+      <w:r>
+        <w:rPr>
+          <w:rFonts w:ascii="Vazirmatn" w:hAnsi="Vazirmatn"/>
+          <w:b/>
+          <w:color w:val="6A1B9A"/>
+          <w:sz w:val="26"/>
+          <w:rtl w:val="1"/>
+          <w:rFonts w:ascii="Vazirmatn" w:hAnsi="Vazirmatn" w:cs="Vazirmatn" w:eastAsia="Vazirmatn"/>
+          <w:color w:val="6A1B9A"/>
+        </w:rPr>
+        <w:t>۵.۱.۳. تست هماهنگ‌کننده و قیمت‌گذاری (test_orchestrator.py)</w:t>
+      </w:r>
+    </w:p>
+    <w:p>
+      <w:pPr>
+        <w:spacing w:line="300" w:lineRule="auto" w:after="160"/>
+        <w:jc w:val="right"/>
+        <w:bidi w:val="1"/>
+      </w:pPr>
+      <w:r>
+        <w:rPr>
+          <w:rFonts w:ascii="Vazirmatn" w:hAnsi="Vazirmatn"/>
+          <w:color w:val="212529"/>
+          <w:sz w:val="22"/>
+          <w:rtl w:val="1"/>
+          <w:rFonts w:ascii="Vazirmatn" w:hAnsi="Vazirmatn" w:cs="Vazirmatn" w:eastAsia="Vazirmatn"/>
+          <w:color w:val="212529"/>
+        </w:rPr>
+        <w:t>تست توابع هماهنگ‌کننده شامل تخمین توکن‌ها، قالب‌بندی بافت تاریخچه مکالمه، محاسبه قیمت دقیق مدل‌های مختلف (gpt-4o-mini, o3-mini) و اجرای حالت جایگزین (Fallback).</w:t>
+      </w:r>
+    </w:p>
+    <w:p>
+      <w:pPr>
+        <w:pStyle w:val="Heading3"/>
+        <w:spacing w:before="200" w:after="80"/>
+        <w:jc w:val="right"/>
+        <w:bidi w:val="1"/>
+        <w:outlineLvl w:val="2"/>
+        <w:keepNext/>
+      </w:pPr>
+      <w:r>
+        <w:rPr>
+          <w:rFonts w:ascii="Vazirmatn" w:hAnsi="Vazirmatn"/>
+          <w:b/>
+          <w:color w:val="6A1B9A"/>
+          <w:sz w:val="26"/>
+          <w:rtl w:val="1"/>
+          <w:rFonts w:ascii="Vazirmatn" w:hAnsi="Vazirmatn" w:cs="Vazirmatn" w:eastAsia="Vazirmatn"/>
+          <w:color w:val="6A1B9A"/>
+        </w:rPr>
+        <w:t>۵.۱.۴. تست ابزارهای تکنیکال (test_ta_tools.py)</w:t>
+      </w:r>
+    </w:p>
+    <w:p>
+      <w:pPr>
+        <w:spacing w:line="300" w:lineRule="auto" w:after="160"/>
+        <w:jc w:val="right"/>
+        <w:bidi w:val="1"/>
+      </w:pPr>
+      <w:r>
+        <w:rPr>
+          <w:rFonts w:ascii="Vazirmatn" w:hAnsi="Vazirmatn"/>
+          <w:color w:val="212529"/>
+          <w:sz w:val="22"/>
+          <w:rtl w:val="1"/>
+          <w:rFonts w:ascii="Vazirmatn" w:hAnsi="Vazirmatn" w:cs="Vazirmatn" w:eastAsia="Vazirmatn"/>
+          <w:color w:val="212529"/>
+        </w:rPr>
+        <w:t>سنجش ابزارهای تحلیل تکنیکال TAToolKit شامل خلاصه نمودار، دریافت کندل‌های OHLCV، محاسبه آمار قیمت و پردازش خروجی اندیکاتورهای RSI, Aroon و MACD.</w:t>
+      </w:r>
+    </w:p>
+    <w:p>
+      <w:pPr>
+        <w:pStyle w:val="Heading3"/>
+        <w:spacing w:before="200" w:after="80"/>
+        <w:jc w:val="right"/>
+        <w:bidi w:val="1"/>
+        <w:outlineLvl w:val="2"/>
+        <w:keepNext/>
+      </w:pPr>
+      <w:r>
+        <w:rPr>
+          <w:rFonts w:ascii="Vazirmatn" w:hAnsi="Vazirmatn"/>
+          <w:b/>
+          <w:color w:val="6A1B9A"/>
+          <w:sz w:val="26"/>
+          <w:rtl w:val="1"/>
+          <w:rFonts w:ascii="Vazirmatn" w:hAnsi="Vazirmatn" w:cs="Vazirmatn" w:eastAsia="Vazirmatn"/>
+          <w:color w:val="6A1B9A"/>
+        </w:rPr>
+        <w:t>۵.۱.۵. تست عدم فراخوانی در احوال‌پرسی (test_auto_enrich_payloads_greeting)</w:t>
+      </w:r>
+    </w:p>
+    <w:p>
+      <w:pPr>
+        <w:spacing w:line="300" w:lineRule="auto" w:after="160"/>
+        <w:jc w:val="right"/>
+        <w:bidi w:val="1"/>
+      </w:pPr>
+      <w:r>
+        <w:rPr>
+          <w:rFonts w:ascii="Vazirmatn" w:hAnsi="Vazirmatn"/>
+          <w:color w:val="212529"/>
+          <w:sz w:val="22"/>
+          <w:rtl w:val="1"/>
+          <w:rFonts w:ascii="Vazirmatn" w:hAnsi="Vazirmatn" w:cs="Vazirmatn" w:eastAsia="Vazirmatn"/>
+          <w:color w:val="212529"/>
+        </w:rPr>
+        <w:t>تست تایید عدم فراخوانی APIهای خارجی Binance و CoinGecko هنگام ارسال پیام‌های احوال‌پرسی ساده (مانند 'hi').</w:t>
+      </w:r>
+    </w:p>
+    <w:p>
+      <w:pPr>
+        <w:pStyle w:val="Heading2"/>
+        <w:spacing w:before="280" w:after="120"/>
+        <w:jc w:val="right"/>
+        <w:bidi w:val="1"/>
+        <w:outlineLvl w:val="1"/>
+        <w:keepNext/>
+      </w:pPr>
+      <w:r>
+        <w:rPr>
+          <w:rFonts w:ascii="Vazirmatn" w:hAnsi="Vazirmatn"/>
+          <w:b/>
+          <w:color w:val="C2185B"/>
+          <w:sz w:val="30"/>
+          <w:rtl w:val="1"/>
+          <w:rFonts w:ascii="Vazirmatn" w:hAnsi="Vazirmatn" w:cs="Vazirmatn" w:eastAsia="Vazirmatn"/>
+          <w:color w:val="C2185B"/>
         </w:rPr>
         <w:t>۵.۲. تست محاسبات تریدینگ و لوریج</w:t>
       </w:r>
     </w:p>
     <w:p>
       <w:pPr>
+        <w:spacing w:line="300" w:lineRule="auto" w:after="160"/>
         <w:jc w:val="right"/>
         <w:bidi w:val="1"/>
       </w:pPr>
       <w:r>
         <w:rPr>
           <w:rFonts w:ascii="Vazirmatn" w:hAnsi="Vazirmatn"/>
+          <w:color w:val="212529"/>
+          <w:sz w:val="22"/>
           <w:rtl w:val="1"/>
           <w:rFonts w:ascii="Vazirmatn" w:hAnsi="Vazirmatn" w:cs="Vazirmatn" w:eastAsia="Vazirmatn"/>
+          <w:color w:val="212529"/>
         </w:rPr>
         <w:t>یکی از حساس‌ترین بخش‌های پروژه، اعتبارسنجی محاسبات تریدینگ است. در این راستا تست‌های دقیق برای توابع ریاضی زیر اجرا گردید:</w:t>
-        <w:br/>
-        <w:t>- محاسبه ضریب لوریج بر اساس درصد حد زیان: اعتبارسنجی فرمول LV = 90 / %SL و گرد کردن آن به سمت پایین.</w:t>
-        <w:br/>
-        <w:t>- محاسبه نسبت ریسک به ریوارد (Risk-Reward Ratio): ارزیابی نسبت سود به زیان برای پوزیشن‌های خرید (Long) و فروش (Short) بر اساس قیمت ورود، حد زیان و اهداف سود (TP1..N).</w:t>
-        <w:br/>
-        <w:t>- اعتبارسنجی پارامترهای معاملاتی (validate_trading_calculations): کنترل حد زیان متناسب با تایم‌فریم (مانند حداقل ۲٪ برای تایم‌فریم ۱۵ دقیقه) و صدور هشدار در صورت ریسک نامناسب.</w:t>
       </w:r>
     </w:p>
     <w:p>
       <w:pPr>
-        <w:pStyle w:val="Heading2"/>
+        <w:pStyle w:val="Heading3"/>
+        <w:spacing w:before="200" w:after="80"/>
+        <w:jc w:val="right"/>
+        <w:bidi w:val="1"/>
+        <w:outlineLvl w:val="2"/>
+        <w:keepNext/>
+      </w:pPr>
+      <w:r>
+        <w:rPr>
+          <w:rFonts w:ascii="Vazirmatn" w:hAnsi="Vazirmatn"/>
+          <w:b/>
+          <w:color w:val="6A1B9A"/>
+          <w:sz w:val="26"/>
+          <w:rtl w:val="1"/>
+          <w:rFonts w:ascii="Vazirmatn" w:hAnsi="Vazirmatn" w:cs="Vazirmatn" w:eastAsia="Vazirmatn"/>
+          <w:color w:val="6A1B9A"/>
+        </w:rPr>
+        <w:t>۵.۲.۱. محاسبه ضریب لوریج بر اساس درصد حد زیان</w:t>
+      </w:r>
+    </w:p>
+    <w:p>
+      <w:pPr>
+        <w:spacing w:line="300" w:lineRule="auto" w:after="160"/>
         <w:jc w:val="right"/>
         <w:bidi w:val="1"/>
       </w:pPr>
       <w:r>
         <w:rPr>
           <w:rFonts w:ascii="Vazirmatn" w:hAnsi="Vazirmatn"/>
+          <w:color w:val="212529"/>
+          <w:sz w:val="22"/>
           <w:rtl w:val="1"/>
           <w:rFonts w:ascii="Vazirmatn" w:hAnsi="Vazirmatn" w:cs="Vazirmatn" w:eastAsia="Vazirmatn"/>
+          <w:color w:val="212529"/>
+        </w:rPr>
+        <w:t>اعتبارسنجی فرمول LV = 90 / %SL و گرد کردن آن به سمت پایین.</w:t>
+      </w:r>
+    </w:p>
+    <w:p>
+      <w:pPr>
+        <w:pStyle w:val="Heading3"/>
+        <w:spacing w:before="200" w:after="80"/>
+        <w:jc w:val="right"/>
+        <w:bidi w:val="1"/>
+        <w:outlineLvl w:val="2"/>
+        <w:keepNext/>
+      </w:pPr>
+      <w:r>
+        <w:rPr>
+          <w:rFonts w:ascii="Vazirmatn" w:hAnsi="Vazirmatn"/>
+          <w:b/>
+          <w:color w:val="6A1B9A"/>
+          <w:sz w:val="26"/>
+          <w:rtl w:val="1"/>
+          <w:rFonts w:ascii="Vazirmatn" w:hAnsi="Vazirmatn" w:cs="Vazirmatn" w:eastAsia="Vazirmatn"/>
+          <w:color w:val="6A1B9A"/>
+        </w:rPr>
+        <w:t>۵.۲.۲. محاسبه نسبت ریسک به ریوارد (Risk-Reward Ratio)</w:t>
+      </w:r>
+    </w:p>
+    <w:p>
+      <w:pPr>
+        <w:spacing w:line="300" w:lineRule="auto" w:after="160"/>
+        <w:jc w:val="right"/>
+        <w:bidi w:val="1"/>
+      </w:pPr>
+      <w:r>
+        <w:rPr>
+          <w:rFonts w:ascii="Vazirmatn" w:hAnsi="Vazirmatn"/>
+          <w:color w:val="212529"/>
+          <w:sz w:val="22"/>
+          <w:rtl w:val="1"/>
+          <w:rFonts w:ascii="Vazirmatn" w:hAnsi="Vazirmatn" w:cs="Vazirmatn" w:eastAsia="Vazirmatn"/>
+          <w:color w:val="212529"/>
+        </w:rPr>
+        <w:t>ارزیابی نسبت سود به زیان برای پوزیشن‌های خرید (Long) و فروش (Short) بر اساس قیمت ورود، حد زیان و اهداف سود (TP1..N).</w:t>
+      </w:r>
+    </w:p>
+    <w:p>
+      <w:pPr>
+        <w:pStyle w:val="Heading3"/>
+        <w:spacing w:before="200" w:after="80"/>
+        <w:jc w:val="right"/>
+        <w:bidi w:val="1"/>
+        <w:outlineLvl w:val="2"/>
+        <w:keepNext/>
+      </w:pPr>
+      <w:r>
+        <w:rPr>
+          <w:rFonts w:ascii="Vazirmatn" w:hAnsi="Vazirmatn"/>
+          <w:b/>
+          <w:color w:val="6A1B9A"/>
+          <w:sz w:val="26"/>
+          <w:rtl w:val="1"/>
+          <w:rFonts w:ascii="Vazirmatn" w:hAnsi="Vazirmatn" w:cs="Vazirmatn" w:eastAsia="Vazirmatn"/>
+          <w:color w:val="6A1B9A"/>
+        </w:rPr>
+        <w:t>۵.۲.۳. اعتبارسنجی پارامترهای معاملاتی (validate_trading_calculations)</w:t>
+      </w:r>
+    </w:p>
+    <w:p>
+      <w:pPr>
+        <w:spacing w:line="300" w:lineRule="auto" w:after="160"/>
+        <w:jc w:val="right"/>
+        <w:bidi w:val="1"/>
+      </w:pPr>
+      <w:r>
+        <w:rPr>
+          <w:rFonts w:ascii="Vazirmatn" w:hAnsi="Vazirmatn"/>
+          <w:color w:val="212529"/>
+          <w:sz w:val="22"/>
+          <w:rtl w:val="1"/>
+          <w:rFonts w:ascii="Vazirmatn" w:hAnsi="Vazirmatn" w:cs="Vazirmatn" w:eastAsia="Vazirmatn"/>
+          <w:color w:val="212529"/>
+        </w:rPr>
+        <w:t>کنترل حد زیان متناسب با تایم‌فریم (مانند حداقل ۲٪ برای تایم‌فریم ۱۵ دقیقه) و صدور هشدار در صورت ریسک نامناسب.</w:t>
+      </w:r>
+    </w:p>
+    <w:p>
+      <w:pPr>
+        <w:pStyle w:val="Heading2"/>
+        <w:spacing w:before="280" w:after="120"/>
+        <w:jc w:val="right"/>
+        <w:bidi w:val="1"/>
+        <w:outlineLvl w:val="1"/>
+        <w:keepNext/>
+      </w:pPr>
+      <w:r>
+        <w:rPr>
+          <w:rFonts w:ascii="Vazirmatn" w:hAnsi="Vazirmatn"/>
+          <w:b/>
+          <w:color w:val="C2185B"/>
+          <w:sz w:val="30"/>
+          <w:rtl w:val="1"/>
+          <w:rFonts w:ascii="Vazirmatn" w:hAnsi="Vazirmatn" w:cs="Vazirmatn" w:eastAsia="Vazirmatn"/>
+          <w:color w:val="C2185B"/>
         </w:rPr>
         <w:t>۵.۳. تست آداپتور فرانت‌اند و API</w:t>
       </w:r>
     </w:p>
     <w:p>
       <w:pPr>
+        <w:spacing w:line="300" w:lineRule="auto" w:after="160"/>
         <w:jc w:val="right"/>
         <w:bidi w:val="1"/>
       </w:pPr>
       <w:r>
         <w:rPr>
           <w:rFonts w:ascii="Vazirmatn" w:hAnsi="Vazirmatn"/>
+          <w:color w:val="212529"/>
+          <w:sz w:val="22"/>
           <w:rtl w:val="1"/>
           <w:rFonts w:ascii="Vazirmatn" w:hAnsi="Vazirmatn" w:cs="Vazirmatn" w:eastAsia="Vazirmatn"/>
+          <w:color w:val="212529"/>
         </w:rPr>
         <w:t>در بخش فرانت‌اند Astro، اندپوینت api/chat.ts از نظر سرعت پاسخ‌دهی سمت سرور (SSR)، لایه‌بندی حباب‌های پیام، نمایش کارت‌های سناریو پیش‌فرض و مدیریت خطاهای شبکه مورد ارزیابی قرار گرفت تا تجربه کاربری روان و بلادرنگ برای کاربران تضمین گردد.</w:t>
       </w:r>
@@ -763,28 +2152,39 @@
     <w:p>
       <w:pPr>
         <w:pStyle w:val="Heading1"/>
+        <w:spacing w:before="360" w:after="160"/>
+        <w:jc w:val="right"/>
+        <w:bidi w:val="1"/>
+        <w:outlineLvl w:val="0"/>
+        <w:keepNext/>
+      </w:pPr>
+      <w:r>
+        <w:rPr>
+          <w:rFonts w:ascii="Vazirmatn" w:hAnsi="Vazirmatn"/>
+          <w:b/>
+          <w:color w:val="E91E63"/>
+          <w:sz w:val="36"/>
+          <w:rtl w:val="1"/>
+          <w:rFonts w:ascii="Vazirmatn" w:hAnsi="Vazirmatn" w:cs="Vazirmatn" w:eastAsia="Vazirmatn"/>
+          <w:color w:val="E91E63"/>
+        </w:rPr>
+        <w:t>۶. نتیجه‌گیری</w:t>
+      </w:r>
+    </w:p>
+    <w:p>
+      <w:pPr>
+        <w:spacing w:line="300" w:lineRule="auto" w:after="160"/>
         <w:jc w:val="right"/>
         <w:bidi w:val="1"/>
       </w:pPr>
       <w:r>
         <w:rPr>
           <w:rFonts w:ascii="Vazirmatn" w:hAnsi="Vazirmatn"/>
+          <w:color w:val="212529"/>
+          <w:sz w:val="22"/>
           <w:rtl w:val="1"/>
           <w:rFonts w:ascii="Vazirmatn" w:hAnsi="Vazirmatn" w:cs="Vazirmatn" w:eastAsia="Vazirmatn"/>
-        </w:rPr>
-        <w:t>۶. نتیجه‌گیری</w:t>
-      </w:r>
-    </w:p>
-    <w:p>
-      <w:pPr>
-        <w:jc w:val="right"/>
-        <w:bidi w:val="1"/>
-      </w:pPr>
-      <w:r>
-        <w:rPr>
-          <w:rFonts w:ascii="Vazirmatn" w:hAnsi="Vazirmatn"/>
-          <w:rtl w:val="1"/>
-          <w:rFonts w:ascii="Vazirmatn" w:hAnsi="Vazirmatn" w:cs="Vazirmatn" w:eastAsia="Vazirmatn"/>
+          <w:color w:val="212529"/>
         </w:rPr>
         <w:t>با مهاجرت از یک سیستم یکپارچه ساده به معماری ایجنت‌محور بر پایه Agno در بک‌اند، بهره‌گیری از پایگاه داده PostgreSQL و Redis جهت مدیریت مطمئن نشست‌ها و کارهای پیش‌زمینه، و استفاده از رابط کاربری سریع مبتنی بر Astro در فرانت‌اند، اکنون سیستم توانایی پردازش هوشمندانه‌تر درخواست‌ها، انتخاب ابزارهای مناسب برای هر نوع پرسش و ارائه تجربه کاربری بومی (فارسی و دارک مود) با کنتراست بالا را دارا می‌باشد.</w:t>
       </w:r>
@@ -794,6 +2194,7 @@
       <w:pgMar w:top="1440" w:right="1800" w:bottom="1440" w:left="1800" w:header="720" w:footer="720" w:gutter="0"/>
       <w:cols w:space="720"/>
       <w:docGrid w:linePitch="360"/>
+      <w:bidi w:val="1"/>
     </w:sectPr>
   </w:body>
 </w:document>
@@ -1162,6 +2563,17 @@
     <w:name w:val="Normal"/>
     <w:qFormat/>
     <w:rsid w:val="00FC693F"/>
+    <w:pPr>
+      <w:bidi w:val="1"/>
+      <w:jc w:val="right"/>
+    </w:pPr>
+    <w:rPr>
+      <w:rFonts w:ascii="Vazirmatn" w:hAnsi="Vazirmatn"/>
+      <w:color w:val="212529"/>
+      <w:sz w:val="22"/>
+      <w:rtl w:val="1"/>
+      <w:rFonts w:ascii="Vazirmatn" w:hAnsi="Vazirmatn" w:cs="Vazirmatn" w:eastAsia="Vazirmatn"/>
+    </w:rPr>
   </w:style>
   <w:style w:type="paragraph" w:styleId="Header">
     <w:name w:val="header"/>
@@ -1220,14 +2632,18 @@
       <w:keepLines/>
       <w:spacing w:before="480" w:after="0"/>
       <w:outlineLvl w:val="0"/>
+      <w:bidi w:val="1"/>
+      <w:jc w:val="right"/>
     </w:pPr>
     <w:rPr>
-      <w:rFonts w:asciiTheme="majorHAnsi" w:eastAsiaTheme="majorEastAsia" w:hAnsiTheme="majorHAnsi" w:cstheme="majorBidi"/>
+      <w:rFonts w:asciiTheme="majorHAnsi" w:eastAsiaTheme="majorEastAsia" w:hAnsiTheme="majorHAnsi" w:cstheme="majorBidi" w:ascii="Vazirmatn" w:hAnsi="Vazirmatn"/>
       <w:b/>
       <w:bCs/>
-      <w:color w:val="365F91" w:themeColor="accent1" w:themeShade="BF"/>
-      <w:sz w:val="28"/>
+      <w:color w:val="E91E63"/>
+      <w:sz w:val="36"/>
       <w:szCs w:val="28"/>
+      <w:rtl w:val="1"/>
+      <w:rFonts w:ascii="Vazirmatn" w:hAnsi="Vazirmatn" w:cs="Vazirmatn" w:eastAsia="Vazirmatn"/>
     </w:rPr>
   </w:style>
   <w:style w:type="paragraph" w:styleId="Heading2">
@@ -1244,14 +2660,18 @@
       <w:keepLines/>
       <w:spacing w:before="200" w:after="0"/>
       <w:outlineLvl w:val="1"/>
+      <w:bidi w:val="1"/>
+      <w:jc w:val="right"/>
     </w:pPr>
     <w:rPr>
-      <w:rFonts w:asciiTheme="majorHAnsi" w:eastAsiaTheme="majorEastAsia" w:hAnsiTheme="majorHAnsi" w:cstheme="majorBidi"/>
+      <w:rFonts w:asciiTheme="majorHAnsi" w:eastAsiaTheme="majorEastAsia" w:hAnsiTheme="majorHAnsi" w:cstheme="majorBidi" w:ascii="Vazirmatn" w:hAnsi="Vazirmatn"/>
       <w:b/>
       <w:bCs/>
-      <w:color w:val="4F81BD" w:themeColor="accent1"/>
-      <w:sz w:val="26"/>
+      <w:color w:val="C2185B"/>
+      <w:sz w:val="30"/>
       <w:szCs w:val="26"/>
+      <w:rtl w:val="1"/>
+      <w:rFonts w:ascii="Vazirmatn" w:hAnsi="Vazirmatn" w:cs="Vazirmatn" w:eastAsia="Vazirmatn"/>
     </w:rPr>
   </w:style>
   <w:style w:type="paragraph" w:styleId="Heading3">
@@ -1268,12 +2688,17 @@
       <w:keepLines/>
       <w:spacing w:before="200" w:after="0"/>
       <w:outlineLvl w:val="2"/>
+      <w:bidi w:val="1"/>
+      <w:jc w:val="right"/>
     </w:pPr>
     <w:rPr>
-      <w:rFonts w:asciiTheme="majorHAnsi" w:eastAsiaTheme="majorEastAsia" w:hAnsiTheme="majorHAnsi" w:cstheme="majorBidi"/>
+      <w:rFonts w:asciiTheme="majorHAnsi" w:eastAsiaTheme="majorEastAsia" w:hAnsiTheme="majorHAnsi" w:cstheme="majorBidi" w:ascii="Vazirmatn" w:hAnsi="Vazirmatn"/>
       <w:b/>
       <w:bCs/>
-      <w:color w:val="4F81BD" w:themeColor="accent1"/>
+      <w:color w:val="6A1B9A"/>
+      <w:sz w:val="26"/>
+      <w:rtl w:val="1"/>
+      <w:rFonts w:ascii="Vazirmatn" w:hAnsi="Vazirmatn" w:cs="Vazirmatn" w:eastAsia="Vazirmatn"/>
     </w:rPr>
   </w:style>
   <w:style w:type="paragraph" w:styleId="Heading4">
@@ -1509,14 +2934,18 @@
       </w:pBdr>
       <w:spacing w:after="300" w:line="240" w:lineRule="auto"/>
       <w:contextualSpacing/>
+      <w:bidi w:val="1"/>
+      <w:jc w:val="right"/>
     </w:pPr>
     <w:rPr>
-      <w:rFonts w:asciiTheme="majorHAnsi" w:eastAsiaTheme="majorEastAsia" w:hAnsiTheme="majorHAnsi" w:cstheme="majorBidi"/>
-      <w:color w:val="17365D" w:themeColor="text2" w:themeShade="BF"/>
+      <w:rFonts w:asciiTheme="majorHAnsi" w:eastAsiaTheme="majorEastAsia" w:hAnsiTheme="majorHAnsi" w:cstheme="majorBidi" w:ascii="Vazirmatn" w:hAnsi="Vazirmatn"/>
+      <w:color w:val="0F172A"/>
       <w:spacing w:val="5"/>
       <w:kern w:val="28"/>
-      <w:sz w:val="52"/>
+      <w:sz w:val="44"/>
       <w:szCs w:val="52"/>
+      <w:rtl w:val="1"/>
+      <w:rFonts w:ascii="Vazirmatn" w:hAnsi="Vazirmatn" w:cs="Vazirmatn" w:eastAsia="Vazirmatn"/>
     </w:rPr>
   </w:style>
   <w:style w:type="character" w:customStyle="1" w:styleId="TitleChar">
